--- a/DocumentaciónEv3.docx
+++ b/DocumentaciónEv3.docx
@@ -4,6 +4,1845 @@
   <w:body>
     <w:p>
       <w:pPr>
+        <w:pStyle w:val="Title"/>
+        <w:jc w:val="center"/>
+        <w:rPr/>
+      </w:pPr>
+      <w:bookmarkStart w:colFirst="0" w:colLast="0" w:name="_bqn2aobj9lzg" w:id="0"/>
+      <w:bookmarkEnd w:id="0"/>
+      <w:r>
+        <w:rPr>
+          <w:rtl w:val="0"/>
+        </w:rPr>
+      </w:r>
+    </w:p>
+    <w:p>
+      <w:pPr>
+        <w:pStyle w:val="Title"/>
+        <w:jc w:val="center"/>
+        <w:rPr/>
+      </w:pPr>
+      <w:bookmarkStart w:colFirst="0" w:colLast="0" w:name="_kqyyq2kiwec7" w:id="1"/>
+      <w:bookmarkEnd w:id="1"/>
+      <w:r>
+        <w:rPr>
+          <w:rtl w:val="0"/>
+        </w:rPr>
+      </w:r>
+    </w:p>
+    <w:p>
+      <w:pPr>
+        <w:pStyle w:val="Title"/>
+        <w:jc w:val="center"/>
+        <w:rPr/>
+      </w:pPr>
+      <w:bookmarkStart w:colFirst="0" w:colLast="0" w:name="_zh3f0l3v3822" w:id="2"/>
+      <w:bookmarkEnd w:id="2"/>
+      <w:r>
+        <w:rPr>
+          <w:rtl w:val="0"/>
+        </w:rPr>
+        <w:t xml:space="preserve">Inteligencia de Mercado y Predicción de Calidad en Google Play Store </w:t>
+      </w:r>
+    </w:p>
+    <w:p>
+      <w:pPr>
+        <w:rPr/>
+      </w:pPr>
+      <w:r>
+        <w:rPr>
+          <w:rtl w:val="0"/>
+        </w:rPr>
+      </w:r>
+    </w:p>
+    <w:p>
+      <w:pPr>
+        <w:rPr/>
+      </w:pPr>
+      <w:r>
+        <w:rPr>
+          <w:rtl w:val="0"/>
+        </w:rPr>
+      </w:r>
+    </w:p>
+    <w:p>
+      <w:pPr>
+        <w:rPr/>
+      </w:pPr>
+      <w:r>
+        <w:rPr>
+          <w:rtl w:val="0"/>
+        </w:rPr>
+      </w:r>
+    </w:p>
+    <w:p>
+      <w:pPr>
+        <w:rPr/>
+      </w:pPr>
+      <w:r>
+        <w:rPr>
+          <w:rtl w:val="0"/>
+        </w:rPr>
+      </w:r>
+    </w:p>
+    <w:p>
+      <w:pPr>
+        <w:rPr/>
+      </w:pPr>
+      <w:r>
+        <w:rPr>
+          <w:rtl w:val="0"/>
+        </w:rPr>
+      </w:r>
+    </w:p>
+    <w:p>
+      <w:pPr>
+        <w:rPr/>
+      </w:pPr>
+      <w:r>
+        <w:rPr>
+          <w:rtl w:val="0"/>
+        </w:rPr>
+      </w:r>
+    </w:p>
+    <w:p>
+      <w:pPr>
+        <w:rPr/>
+      </w:pPr>
+      <w:r>
+        <w:rPr>
+          <w:rtl w:val="0"/>
+        </w:rPr>
+      </w:r>
+    </w:p>
+    <w:p>
+      <w:pPr>
+        <w:rPr/>
+      </w:pPr>
+      <w:r>
+        <w:rPr>
+          <w:rtl w:val="0"/>
+        </w:rPr>
+      </w:r>
+    </w:p>
+    <w:p>
+      <w:pPr>
+        <w:rPr/>
+      </w:pPr>
+      <w:r>
+        <w:rPr>
+          <w:rtl w:val="0"/>
+        </w:rPr>
+      </w:r>
+    </w:p>
+    <w:p>
+      <w:pPr>
+        <w:rPr/>
+      </w:pPr>
+      <w:r>
+        <w:rPr>
+          <w:rtl w:val="0"/>
+        </w:rPr>
+      </w:r>
+    </w:p>
+    <w:p>
+      <w:pPr>
+        <w:rPr/>
+      </w:pPr>
+      <w:r>
+        <w:rPr>
+          <w:rtl w:val="0"/>
+        </w:rPr>
+      </w:r>
+    </w:p>
+    <w:p>
+      <w:pPr>
+        <w:rPr/>
+      </w:pPr>
+      <w:r>
+        <w:rPr>
+          <w:rtl w:val="0"/>
+        </w:rPr>
+      </w:r>
+    </w:p>
+    <w:p>
+      <w:pPr>
+        <w:rPr/>
+      </w:pPr>
+      <w:r>
+        <w:rPr>
+          <w:rtl w:val="0"/>
+        </w:rPr>
+      </w:r>
+    </w:p>
+    <w:p>
+      <w:pPr>
+        <w:rPr/>
+      </w:pPr>
+      <w:r>
+        <w:rPr>
+          <w:rtl w:val="0"/>
+        </w:rPr>
+      </w:r>
+    </w:p>
+    <w:p>
+      <w:pPr>
+        <w:rPr/>
+      </w:pPr>
+      <w:r>
+        <w:rPr>
+          <w:rtl w:val="0"/>
+        </w:rPr>
+      </w:r>
+    </w:p>
+    <w:p>
+      <w:pPr>
+        <w:rPr/>
+      </w:pPr>
+      <w:r>
+        <w:rPr>
+          <w:rtl w:val="0"/>
+        </w:rPr>
+      </w:r>
+    </w:p>
+    <w:p>
+      <w:pPr>
+        <w:rPr/>
+      </w:pPr>
+      <w:r>
+        <w:rPr>
+          <w:rtl w:val="0"/>
+        </w:rPr>
+      </w:r>
+    </w:p>
+    <w:p>
+      <w:pPr>
+        <w:rPr/>
+      </w:pPr>
+      <w:r>
+        <w:rPr>
+          <w:rtl w:val="0"/>
+        </w:rPr>
+      </w:r>
+    </w:p>
+    <w:p>
+      <w:pPr>
+        <w:rPr/>
+      </w:pPr>
+      <w:r>
+        <w:rPr>
+          <w:rtl w:val="0"/>
+        </w:rPr>
+        <w:t xml:space="preserve">Integrantes: Javiera Fuenzalida Irarrázabal y Catalina Villegas Maturana</w:t>
+      </w:r>
+    </w:p>
+    <w:p>
+      <w:pPr>
+        <w:rPr/>
+      </w:pPr>
+      <w:r>
+        <w:rPr>
+          <w:rtl w:val="0"/>
+        </w:rPr>
+        <w:t xml:space="preserve">Sección: 301D</w:t>
+      </w:r>
+    </w:p>
+    <w:p>
+      <w:pPr>
+        <w:rPr/>
+      </w:pPr>
+      <w:r>
+        <w:rPr>
+          <w:rtl w:val="0"/>
+        </w:rPr>
+      </w:r>
+    </w:p>
+    <w:p>
+      <w:pPr>
+        <w:rPr/>
+      </w:pPr>
+      <w:r>
+        <w:rPr>
+          <w:rtl w:val="0"/>
+        </w:rPr>
+        <w:t xml:space="preserve">Asignatura: Programación para la ciencia de datos</w:t>
+      </w:r>
+    </w:p>
+    <w:p>
+      <w:pPr>
+        <w:rPr>
+          <w:color w:val="1155cc"/>
+          <w:sz w:val="21"/>
+          <w:szCs w:val="21"/>
+          <w:highlight w:val="white"/>
+          <w:u w:val="single"/>
+        </w:rPr>
+      </w:pPr>
+      <w:r>
+        <w:rPr>
+          <w:rtl w:val="0"/>
+        </w:rPr>
+        <w:t xml:space="preserve">Profesora: </w:t>
+      </w:r>
+      <w:r>
+        <w:rPr>
+          <w:sz w:val="21"/>
+          <w:szCs w:val="21"/>
+          <w:highlight w:val="white"/>
+          <w:rtl w:val="0"/>
+        </w:rPr>
+        <w:t xml:space="preserve">Karla Marilyn Roco Ramirez</w:t>
+      </w:r>
+      <w:r>
+        <w:fldChar w:fldCharType="begin"/>
+        <w:instrText xml:space="preserve"> HYPERLINK "https://campusvirtual.duoc.cl/ultra/courses/_704259_1/outline/roster/edit/_22363503_1" </w:instrText>
+        <w:fldChar w:fldCharType="separate"/>
+      </w:r>
+      <w:r>
+        <w:rPr>
+          <w:rtl w:val="0"/>
+        </w:rPr>
+      </w:r>
+    </w:p>
+    <w:p>
+      <w:pPr>
+        <w:rPr/>
+      </w:pPr>
+      <w:r>
+        <w:fldChar w:fldCharType="end"/>
+      </w:r>
+      <w:r>
+        <w:rPr>
+          <w:rtl w:val="0"/>
+        </w:rPr>
+      </w:r>
+    </w:p>
+    <w:p>
+      <w:pPr>
+        <w:rPr/>
+      </w:pPr>
+      <w:r>
+        <w:br w:type="page"/>
+      </w:r>
+      <w:r>
+        <w:rPr>
+          <w:rtl w:val="0"/>
+        </w:rPr>
+      </w:r>
+    </w:p>
+    <w:p>
+      <w:pPr>
+        <w:pStyle w:val="Heading1"/>
+        <w:rPr/>
+      </w:pPr>
+      <w:bookmarkStart w:colFirst="0" w:colLast="0" w:name="_qza3zefzjtzy" w:id="3"/>
+      <w:bookmarkEnd w:id="3"/>
+      <w:r>
+        <w:rPr>
+          <w:rtl w:val="0"/>
+        </w:rPr>
+        <w:t xml:space="preserve">Resumen Ejecutivo</w:t>
+      </w:r>
+    </w:p>
+    <w:p>
+      <w:pPr>
+        <w:spacing w:after="240" w:before="240" w:lineRule="auto"/>
+        <w:rPr/>
+      </w:pPr>
+      <w:r>
+        <w:rPr>
+          <w:rtl w:val="0"/>
+        </w:rPr>
+        <w:t xml:space="preserve">El presente informe técnico-gerencial expone el desarrollo de un pipeline de ciencia de datos aplicado al ecosistema de la Google Play Store (Dataset: Lava18). El objetivo principal consistió en determinar las variables operativas y comerciales que definen la percepción de calidad de las aplicaciones móviles por parte de los usuarios, además de evaluar la viabilidad de predecir dicha calidad antes de su distribución masiva.</w:t>
+      </w:r>
+    </w:p>
+    <w:p>
+      <w:pPr>
+        <w:spacing w:after="240" w:before="240" w:lineRule="auto"/>
+        <w:rPr/>
+      </w:pPr>
+      <w:r>
+        <w:rPr>
+          <w:rtl w:val="0"/>
+        </w:rPr>
+        <w:t xml:space="preserve">A través de un enfoque metodológico riguroso, que incluyó ingeniería de características, análisis de agrupamiento (Clustering K-Means) y modelamiento predictivo supervisado (Regresión Logística), se logró estructurar un marco analítico capaz de segmentar el mercado y clasificar aplicaciones con un </w:t>
+      </w:r>
+      <w:r>
+        <w:rPr>
+          <w:b w:val="1"/>
+          <w:bCs w:val="1"/>
+          <w:rtl w:val="0"/>
+        </w:rPr>
+        <w:t xml:space="preserve">70% de precisión (</w:t>
+      </w:r>
+      <w:r>
+        <w:rPr>
+          <w:b w:val="1"/>
+          <w:bCs w:val="1"/>
+          <w:i w:val="1"/>
+          <w:iCs w:val="1"/>
+          <w:rtl w:val="0"/>
+        </w:rPr>
+        <w:t xml:space="preserve">Accuracy</w:t>
+      </w:r>
+      <w:r>
+        <w:rPr>
+          <w:b w:val="1"/>
+          <w:bCs w:val="1"/>
+          <w:rtl w:val="0"/>
+        </w:rPr>
+        <w:t xml:space="preserve">)</w:t>
+      </w:r>
+      <w:r>
+        <w:rPr>
+          <w:rtl w:val="0"/>
+        </w:rPr>
+        <w:t xml:space="preserve">. El proyecto concluye con la implementación exitosa de un Dashboard interactivo centralizado en Dash/Plotly, transformando el código técnico en una herramienta de Business Intelligence para la toma de decisiones gerenciales en tiempo real.</w:t>
+      </w:r>
+    </w:p>
+    <w:p>
+      <w:pPr>
+        <w:rPr/>
+      </w:pPr>
+      <w:r>
+        <w:br w:type="page"/>
+      </w:r>
+      <w:r>
+        <w:rPr>
+          <w:rtl w:val="0"/>
+        </w:rPr>
+      </w:r>
+    </w:p>
+    <w:p>
+      <w:pPr>
+        <w:pStyle w:val="Heading1"/>
+        <w:rPr/>
+      </w:pPr>
+      <w:bookmarkStart w:colFirst="0" w:colLast="0" w:name="_oi6u98qhdd4s" w:id="4"/>
+      <w:bookmarkEnd w:id="4"/>
+      <w:r>
+        <w:rPr>
+          <w:rtl w:val="0"/>
+        </w:rPr>
+        <w:t xml:space="preserve">Definición del problema y Objetivos</w:t>
+      </w:r>
+    </w:p>
+    <w:p>
+      <w:pPr>
+        <w:pStyle w:val="Heading4"/>
+        <w:keepNext w:val="0"/>
+        <w:keepLines w:val="0"/>
+        <w:spacing w:after="40" w:before="240" w:lineRule="auto"/>
+        <w:rPr>
+          <w:b w:val="1"/>
+          <w:bCs w:val="1"/>
+          <w:color w:val="000000"/>
+          <w:sz w:val="22"/>
+          <w:szCs w:val="22"/>
+        </w:rPr>
+      </w:pPr>
+      <w:bookmarkStart w:colFirst="0" w:colLast="0" w:name="_zbncw6lit7vd" w:id="5"/>
+      <w:bookmarkEnd w:id="5"/>
+      <w:r>
+        <w:rPr>
+          <w:b w:val="1"/>
+          <w:bCs w:val="1"/>
+          <w:color w:val="000000"/>
+          <w:sz w:val="22"/>
+          <w:szCs w:val="22"/>
+          <w:rtl w:val="0"/>
+        </w:rPr>
+        <w:t xml:space="preserve">Contexto de Negocio</w:t>
+      </w:r>
+    </w:p>
+    <w:p>
+      <w:pPr>
+        <w:spacing w:after="240" w:before="240" w:lineRule="auto"/>
+        <w:rPr/>
+      </w:pPr>
+      <w:r>
+        <w:rPr>
+          <w:rtl w:val="0"/>
+        </w:rPr>
+        <w:t xml:space="preserve">El mercado de las aplicaciones móviles está altamente saturado. Con millones de opciones disponibles, el éxito de un software depende críticamente del </w:t>
+      </w:r>
+      <w:r>
+        <w:rPr>
+          <w:i w:val="1"/>
+          <w:iCs w:val="1"/>
+          <w:rtl w:val="0"/>
+        </w:rPr>
+        <w:t xml:space="preserve">Rating</w:t>
+      </w:r>
+      <w:r>
+        <w:rPr>
+          <w:rtl w:val="0"/>
+        </w:rPr>
+        <w:t xml:space="preserve"> (calificación) otorgado por los usuarios. Una baja calificación condena a la app a la invisibilidad en las búsquedas orgánicas de la tienda.</w:t>
+      </w:r>
+    </w:p>
+    <w:p>
+      <w:pPr>
+        <w:spacing w:after="240" w:before="240" w:lineRule="auto"/>
+        <w:rPr/>
+      </w:pPr>
+      <w:r>
+        <w:rPr>
+          <w:rtl w:val="0"/>
+        </w:rPr>
+      </w:r>
+    </w:p>
+    <w:p>
+      <w:pPr>
+        <w:pStyle w:val="Heading4"/>
+        <w:keepNext w:val="0"/>
+        <w:keepLines w:val="0"/>
+        <w:spacing w:after="40" w:before="240" w:lineRule="auto"/>
+        <w:rPr>
+          <w:b w:val="1"/>
+          <w:bCs w:val="1"/>
+          <w:color w:val="000000"/>
+          <w:sz w:val="22"/>
+          <w:szCs w:val="22"/>
+        </w:rPr>
+      </w:pPr>
+      <w:bookmarkStart w:colFirst="0" w:colLast="0" w:name="_j5afu7pa5rx7" w:id="6"/>
+      <w:bookmarkEnd w:id="6"/>
+      <w:r>
+        <w:rPr>
+          <w:b w:val="1"/>
+          <w:bCs w:val="1"/>
+          <w:color w:val="000000"/>
+          <w:sz w:val="22"/>
+          <w:szCs w:val="22"/>
+          <w:rtl w:val="0"/>
+        </w:rPr>
+        <w:t xml:space="preserve">Preguntas de Investigación / Objetivos</w:t>
+      </w:r>
+    </w:p>
+    <w:p>
+      <w:pPr>
+        <w:spacing w:after="240" w:before="240" w:lineRule="auto"/>
+        <w:rPr/>
+      </w:pPr>
+      <w:r>
+        <w:rPr>
+          <w:rtl w:val="0"/>
+        </w:rPr>
+        <w:t xml:space="preserve">Para mitigar el riesgo económico en el despliegue de software, este estudio responde a dos interrogantes fundamentales:</w:t>
+      </w:r>
+    </w:p>
+    <w:p>
+      <w:pPr>
+        <w:numPr>
+          <w:ilvl w:val="0"/>
+          <w:numId w:val="1"/>
+        </w:numPr>
+        <w:spacing w:after="0" w:afterAutospacing="0" w:before="240" w:lineRule="auto"/>
+        <w:ind w:left="720" w:hanging="360"/>
+      </w:pPr>
+      <w:r>
+        <w:rPr>
+          <w:b w:val="1"/>
+          <w:bCs w:val="1"/>
+          <w:rtl w:val="0"/>
+        </w:rPr>
+        <w:t xml:space="preserve">Factores de Influencia:</w:t>
+      </w:r>
+      <w:r>
+        <w:rPr>
+          <w:rtl w:val="0"/>
+        </w:rPr>
+        <w:t xml:space="preserve"> ¿Qué características técnicas (Tamaño, Versión de Android) y comerciales (Precio, Categoría) influyen directamente en que una aplicación sea percibida como de "Buena" o "Mala" calidad?</w:t>
+      </w:r>
+    </w:p>
+    <w:p>
+      <w:pPr>
+        <w:numPr>
+          <w:ilvl w:val="0"/>
+          <w:numId w:val="1"/>
+        </w:numPr>
+        <w:spacing w:after="240" w:before="0" w:beforeAutospacing="0" w:lineRule="auto"/>
+        <w:ind w:left="720" w:hanging="360"/>
+      </w:pPr>
+      <w:r>
+        <w:rPr>
+          <w:b w:val="1"/>
+          <w:bCs w:val="1"/>
+          <w:rtl w:val="0"/>
+        </w:rPr>
+        <w:t xml:space="preserve">Poder Predictivo:</w:t>
+      </w:r>
+      <w:r>
+        <w:rPr>
+          <w:rtl w:val="0"/>
+        </w:rPr>
+        <w:t xml:space="preserve"> ¿Podemos anticipar el éxito de una aplicación construyendo un modelo de Machine Learning capaz de clasificarla a partir de sus metadatos de configuración?</w:t>
+      </w:r>
+    </w:p>
+    <w:p>
+      <w:pPr>
+        <w:rPr/>
+      </w:pPr>
+      <w:r>
+        <w:br w:type="page"/>
+      </w:r>
+      <w:r>
+        <w:rPr>
+          <w:rtl w:val="0"/>
+        </w:rPr>
+      </w:r>
+    </w:p>
+    <w:p>
+      <w:pPr>
+        <w:pStyle w:val="Heading1"/>
+        <w:rPr/>
+      </w:pPr>
+      <w:bookmarkStart w:colFirst="0" w:colLast="0" w:name="_e0qj9jpojejr" w:id="7"/>
+      <w:bookmarkEnd w:id="7"/>
+      <w:r>
+        <w:rPr>
+          <w:rtl w:val="0"/>
+        </w:rPr>
+        <w:t xml:space="preserve">Metodología e Ingeniería de datos</w:t>
+      </w:r>
+    </w:p>
+    <w:p>
+      <w:pPr>
+        <w:rPr/>
+      </w:pPr>
+      <w:r>
+        <w:rPr>
+          <w:rtl w:val="0"/>
+        </w:rPr>
+        <w:t xml:space="preserve">La solución se estructuró sobre un entorno robusto en Python utilizando Pandas, Scikit-Learn y Dash. Se aplicaron transformaciones críticas en la etapa de preprocesamiento para garantizar que la data cruda (</w:t>
+      </w:r>
+      <w:r>
+        <w:rPr>
+          <w:i w:val="1"/>
+          <w:iCs w:val="1"/>
+          <w:rtl w:val="0"/>
+        </w:rPr>
+        <w:t xml:space="preserve">RAW</w:t>
+      </w:r>
+      <w:r>
+        <w:rPr>
+          <w:rtl w:val="0"/>
+        </w:rPr>
+        <w:t xml:space="preserve">) fuera apta para los modelos analíticos. </w:t>
+      </w:r>
+    </w:p>
+    <w:p>
+      <w:pPr>
+        <w:rPr/>
+      </w:pPr>
+      <w:r>
+        <w:rPr>
+          <w:rtl w:val="0"/>
+        </w:rPr>
+      </w:r>
+    </w:p>
+    <w:p>
+      <w:pPr>
+        <w:pStyle w:val="Heading4"/>
+        <w:keepNext w:val="0"/>
+        <w:keepLines w:val="0"/>
+        <w:spacing w:after="40" w:before="0" w:lineRule="auto"/>
+        <w:rPr>
+          <w:b w:val="1"/>
+          <w:bCs w:val="1"/>
+          <w:color w:val="000000"/>
+          <w:sz w:val="22"/>
+          <w:szCs w:val="22"/>
+        </w:rPr>
+      </w:pPr>
+      <w:bookmarkStart w:colFirst="0" w:colLast="0" w:name="_ufczijgxyg0v" w:id="8"/>
+      <w:bookmarkEnd w:id="8"/>
+      <w:r>
+        <w:rPr>
+          <w:b w:val="1"/>
+          <w:bCs w:val="1"/>
+          <w:color w:val="000000"/>
+          <w:sz w:val="22"/>
+          <w:szCs w:val="22"/>
+          <w:rtl w:val="0"/>
+        </w:rPr>
+        <w:t xml:space="preserve">Transformaciones Clave y Curaduría de Datos</w:t>
+      </w:r>
+    </w:p>
+    <w:p>
+      <w:pPr>
+        <w:numPr>
+          <w:ilvl w:val="0"/>
+          <w:numId w:val="6"/>
+        </w:numPr>
+        <w:spacing w:after="0" w:afterAutospacing="0" w:lineRule="auto"/>
+        <w:ind w:left="720" w:hanging="360"/>
+      </w:pPr>
+      <w:r>
+        <w:rPr>
+          <w:b w:val="1"/>
+          <w:bCs w:val="1"/>
+          <w:rtl w:val="0"/>
+        </w:rPr>
+        <w:t xml:space="preserve">Volumen:</w:t>
+      </w:r>
+      <w:r>
+        <w:rPr>
+          <w:rtl w:val="0"/>
+        </w:rPr>
+        <w:t xml:space="preserve"> El dataset original se depuró de 10,841 a </w:t>
+      </w:r>
+      <w:r>
+        <w:rPr>
+          <w:b w:val="1"/>
+          <w:bCs w:val="1"/>
+          <w:rtl w:val="0"/>
+        </w:rPr>
+        <w:t xml:space="preserve">10,357 registros únicos</w:t>
+      </w:r>
+      <w:r>
+        <w:rPr>
+          <w:rtl w:val="0"/>
+        </w:rPr>
+        <w:t xml:space="preserve">, eliminando duplicados.</w:t>
+      </w:r>
+    </w:p>
+    <w:p>
+      <w:pPr>
+        <w:numPr>
+          <w:ilvl w:val="0"/>
+          <w:numId w:val="6"/>
+        </w:numPr>
+        <w:spacing w:after="0" w:afterAutospacing="0" w:lineRule="auto"/>
+        <w:ind w:left="720" w:hanging="360"/>
+      </w:pPr>
+      <w:r>
+        <w:rPr>
+          <w:b w:val="1"/>
+          <w:bCs w:val="1"/>
+          <w:rtl w:val="0"/>
+        </w:rPr>
+        <w:t xml:space="preserve">Rating (Tratamiento de Nulos):</w:t>
+      </w:r>
+      <w:r>
+        <w:rPr>
+          <w:rtl w:val="0"/>
+        </w:rPr>
+        <w:t xml:space="preserve"> Se identificaron 1,474 registros nulos en la variable objetivo indirecta. Se resolvió mediante imputación estadística basada en la mediana/promedio general del mercado (</w:t>
+      </w:r>
+      <w:r>
+        <w:rPr>
+          <w:b w:val="1"/>
+          <w:bCs w:val="1"/>
+          <w:rtl w:val="0"/>
+        </w:rPr>
+        <w:t xml:space="preserve">4.19</w:t>
+      </w:r>
+      <w:r>
+        <w:rPr>
+          <w:rtl w:val="0"/>
+        </w:rPr>
+        <w:t xml:space="preserve">), resguardando la distribución original.</w:t>
+      </w:r>
+    </w:p>
+    <w:p>
+      <w:pPr>
+        <w:numPr>
+          <w:ilvl w:val="0"/>
+          <w:numId w:val="6"/>
+        </w:numPr>
+        <w:spacing w:after="0" w:afterAutospacing="0" w:lineRule="auto"/>
+        <w:ind w:left="720" w:hanging="360"/>
+      </w:pPr>
+      <w:r>
+        <w:rPr>
+          <w:b w:val="1"/>
+          <w:bCs w:val="1"/>
+          <w:rtl w:val="0"/>
+        </w:rPr>
+        <w:t xml:space="preserve">Normalización de Tipos de Datos (Object a Float64):</w:t>
+      </w:r>
+      <w:r>
+        <w:rPr>
+          <w:rtl w:val="0"/>
+        </w:rPr>
+        <w:t xml:space="preserve"> Columnas críticas de texto fueron transformadas mediante expresiones regulares (</w:t>
+      </w:r>
+      <w:r>
+        <w:rPr>
+          <w:i w:val="1"/>
+          <w:iCs w:val="1"/>
+          <w:rtl w:val="0"/>
+        </w:rPr>
+        <w:t xml:space="preserve">Regex</w:t>
+      </w:r>
+      <w:r>
+        <w:rPr>
+          <w:rtl w:val="0"/>
+        </w:rPr>
+        <w:t xml:space="preserve">) avanzadas:</w:t>
+      </w:r>
+    </w:p>
+    <w:p>
+      <w:pPr>
+        <w:numPr>
+          <w:ilvl w:val="1"/>
+          <w:numId w:val="6"/>
+        </w:numPr>
+        <w:spacing w:after="0" w:afterAutospacing="0" w:lineRule="auto"/>
+        <w:ind w:left="1440" w:hanging="360"/>
+      </w:pPr>
+      <w:r>
+        <w:rPr>
+          <w:color w:val="188038"/>
+          <w:rtl w:val="0"/>
+        </w:rPr>
+        <w:t xml:space="preserve">Installs</w:t>
+      </w:r>
+      <w:r>
+        <w:rPr>
+          <w:rtl w:val="0"/>
+        </w:rPr>
+        <w:t xml:space="preserve"> y </w:t>
+      </w:r>
+      <w:r>
+        <w:rPr>
+          <w:color w:val="188038"/>
+          <w:rtl w:val="0"/>
+        </w:rPr>
+        <w:t xml:space="preserve">Price</w:t>
+      </w:r>
+      <w:r>
+        <w:rPr>
+          <w:rtl w:val="0"/>
+        </w:rPr>
+        <w:t xml:space="preserve"> (eliminación de caracteres como "+" o "$").</w:t>
+      </w:r>
+    </w:p>
+    <w:p>
+      <w:pPr>
+        <w:numPr>
+          <w:ilvl w:val="1"/>
+          <w:numId w:val="6"/>
+        </w:numPr>
+        <w:spacing w:after="0" w:afterAutospacing="0" w:lineRule="auto"/>
+        <w:ind w:left="1440" w:hanging="360"/>
+      </w:pPr>
+      <w:r>
+        <w:rPr>
+          <w:color w:val="188038"/>
+          <w:rtl w:val="0"/>
+        </w:rPr>
+        <w:t xml:space="preserve">Size</w:t>
+      </w:r>
+      <w:r>
+        <w:rPr>
+          <w:rtl w:val="0"/>
+        </w:rPr>
+        <w:t xml:space="preserve"> y </w:t>
+      </w:r>
+      <w:r>
+        <w:rPr>
+          <w:color w:val="188038"/>
+          <w:rtl w:val="0"/>
+        </w:rPr>
+        <w:t xml:space="preserve">Reviews</w:t>
+      </w:r>
+      <w:r>
+        <w:rPr>
+          <w:rtl w:val="0"/>
+        </w:rPr>
+        <w:t xml:space="preserve"> (estandarización y conversión de strings con sufijos "M" y "k" a escalas numéricas continuas).</w:t>
+      </w:r>
+    </w:p>
+    <w:p>
+      <w:pPr>
+        <w:numPr>
+          <w:ilvl w:val="0"/>
+          <w:numId w:val="6"/>
+        </w:numPr>
+        <w:spacing w:after="240" w:lineRule="auto"/>
+        <w:ind w:left="720" w:hanging="360"/>
+      </w:pPr>
+      <w:r>
+        <w:rPr>
+          <w:b w:val="1"/>
+          <w:bCs w:val="1"/>
+          <w:rtl w:val="0"/>
+        </w:rPr>
+        <w:t xml:space="preserve">Last Updated:</w:t>
+      </w:r>
+      <w:r>
+        <w:rPr>
+          <w:rtl w:val="0"/>
+        </w:rPr>
+        <w:t xml:space="preserve"> Conversión a formato temporal (</w:t>
+      </w:r>
+      <w:r>
+        <w:rPr>
+          <w:color w:val="188038"/>
+          <w:rtl w:val="0"/>
+        </w:rPr>
+        <w:t xml:space="preserve">datetime64</w:t>
+      </w:r>
+      <w:r>
+        <w:rPr>
+          <w:rtl w:val="0"/>
+        </w:rPr>
+        <w:t xml:space="preserve">).</w:t>
+      </w:r>
+    </w:p>
+    <w:p>
+      <w:pPr>
+        <w:pStyle w:val="Heading4"/>
+        <w:keepNext w:val="0"/>
+        <w:keepLines w:val="0"/>
+        <w:spacing w:after="40" w:before="0" w:lineRule="auto"/>
+        <w:rPr>
+          <w:b w:val="1"/>
+          <w:bCs w:val="1"/>
+          <w:color w:val="000000"/>
+          <w:sz w:val="22"/>
+          <w:szCs w:val="22"/>
+        </w:rPr>
+      </w:pPr>
+      <w:bookmarkStart w:colFirst="0" w:colLast="0" w:name="_fp1e9a8kt0s" w:id="9"/>
+      <w:bookmarkEnd w:id="9"/>
+      <w:r>
+        <w:rPr>
+          <w:b w:val="1"/>
+          <w:bCs w:val="1"/>
+          <w:color w:val="000000"/>
+          <w:sz w:val="22"/>
+          <w:szCs w:val="22"/>
+          <w:rtl w:val="0"/>
+        </w:rPr>
+        <w:t xml:space="preserve">Ingeniería de Características (Nuevas variables)</w:t>
+      </w:r>
+    </w:p>
+    <w:p>
+      <w:pPr>
+        <w:spacing w:after="240" w:lineRule="auto"/>
+        <w:rPr/>
+      </w:pPr>
+      <w:r>
+        <w:rPr>
+          <w:rtl w:val="0"/>
+        </w:rPr>
+        <w:t xml:space="preserve">Se generaron dos nuevas variables estratégicas ausentes en la data original:</w:t>
+      </w:r>
+    </w:p>
+    <w:p>
+      <w:pPr>
+        <w:numPr>
+          <w:ilvl w:val="0"/>
+          <w:numId w:val="3"/>
+        </w:numPr>
+        <w:spacing w:after="0" w:afterAutospacing="0" w:lineRule="auto"/>
+        <w:ind w:left="720" w:hanging="360"/>
+      </w:pPr>
+      <w:r>
+        <w:rPr>
+          <w:b w:val="1"/>
+          <w:bCs w:val="1"/>
+          <w:rtl w:val="0"/>
+        </w:rPr>
+        <w:t xml:space="preserve">Days Last Update (Variable Predictora):</w:t>
+      </w:r>
+      <w:r>
+        <w:rPr>
+          <w:rtl w:val="0"/>
+        </w:rPr>
+        <w:t xml:space="preserve"> Cálculo de la cantidad de días transcurridos entre la última actualización y una fecha base, cuantificando el "abandono" técnico de la app.</w:t>
+      </w:r>
+    </w:p>
+    <w:p>
+      <w:pPr>
+        <w:numPr>
+          <w:ilvl w:val="0"/>
+          <w:numId w:val="3"/>
+        </w:numPr>
+        <w:spacing w:after="240" w:lineRule="auto"/>
+        <w:ind w:left="720" w:hanging="360"/>
+      </w:pPr>
+      <w:r>
+        <w:rPr>
+          <w:b w:val="1"/>
+          <w:bCs w:val="1"/>
+          <w:rtl w:val="0"/>
+        </w:rPr>
+        <w:t xml:space="preserve">Quality Status (Variable Target Binaria):</w:t>
+      </w:r>
+      <w:r>
+        <w:rPr>
+          <w:rFonts w:ascii="Arial Unicode MS" w:cs="Arial Unicode MS" w:eastAsia="Arial Unicode MS" w:hAnsi="Arial Unicode MS"/>
+          <w:rtl w:val="0"/>
+        </w:rPr>
+        <w:t xml:space="preserve"> Umbralización del Rating donde calificaciones ≥  4.0 se etiquetaron como </w:t>
+      </w:r>
+      <w:r>
+        <w:rPr>
+          <w:b w:val="1"/>
+          <w:bCs w:val="1"/>
+          <w:rtl w:val="0"/>
+        </w:rPr>
+        <w:t xml:space="preserve">"Good" (1)</w:t>
+      </w:r>
+      <w:r>
+        <w:rPr>
+          <w:rtl w:val="0"/>
+        </w:rPr>
+        <w:t xml:space="preserve"> y &lt; 4.0 como </w:t>
+      </w:r>
+      <w:r>
+        <w:rPr>
+          <w:b w:val="1"/>
+          <w:bCs w:val="1"/>
+          <w:rtl w:val="0"/>
+        </w:rPr>
+        <w:t xml:space="preserve">"Bad" (0)</w:t>
+      </w:r>
+      <w:r>
+        <w:rPr>
+          <w:rtl w:val="0"/>
+        </w:rPr>
+        <w:t xml:space="preserve">.</w:t>
+      </w:r>
+    </w:p>
+    <w:p>
+      <w:pPr>
+        <w:pStyle w:val="Heading3"/>
+        <w:keepNext w:val="0"/>
+        <w:keepLines w:val="0"/>
+        <w:spacing w:before="0" w:lineRule="auto"/>
+        <w:rPr>
+          <w:b w:val="1"/>
+          <w:bCs w:val="1"/>
+          <w:color w:val="000000"/>
+          <w:sz w:val="26"/>
+          <w:szCs w:val="26"/>
+        </w:rPr>
+      </w:pPr>
+      <w:bookmarkStart w:colFirst="0" w:colLast="0" w:name="_5uvcxy6wj77o" w:id="10"/>
+      <w:bookmarkEnd w:id="10"/>
+      <w:r>
+        <w:br w:type="page"/>
+      </w:r>
+      <w:r>
+        <w:rPr>
+          <w:rtl w:val="0"/>
+        </w:rPr>
+      </w:r>
+    </w:p>
+    <w:p>
+      <w:pPr>
+        <w:pStyle w:val="Heading1"/>
+        <w:keepNext w:val="0"/>
+        <w:keepLines w:val="0"/>
+        <w:spacing w:before="0" w:lineRule="auto"/>
+        <w:rPr/>
+      </w:pPr>
+      <w:bookmarkStart w:colFirst="0" w:colLast="0" w:name="_bphe8efoux59" w:id="11"/>
+      <w:bookmarkEnd w:id="11"/>
+      <w:r>
+        <w:rPr>
+          <w:rtl w:val="0"/>
+        </w:rPr>
+        <w:t xml:space="preserve">Analítica avanzada y Modelamiento</w:t>
+      </w:r>
+    </w:p>
+    <w:p>
+      <w:pPr>
+        <w:pStyle w:val="Heading3"/>
+        <w:keepNext w:val="0"/>
+        <w:keepLines w:val="0"/>
+        <w:spacing w:before="0" w:lineRule="auto"/>
+        <w:rPr>
+          <w:b w:val="1"/>
+          <w:bCs w:val="1"/>
+          <w:color w:val="000000"/>
+          <w:sz w:val="22"/>
+          <w:szCs w:val="22"/>
+        </w:rPr>
+      </w:pPr>
+      <w:bookmarkStart w:colFirst="0" w:colLast="0" w:name="_1mar5g9v9ach" w:id="12"/>
+      <w:bookmarkEnd w:id="12"/>
+      <w:r>
+        <w:rPr>
+          <w:b w:val="1"/>
+          <w:bCs w:val="1"/>
+          <w:color w:val="000000"/>
+          <w:sz w:val="22"/>
+          <w:szCs w:val="22"/>
+          <w:rtl w:val="0"/>
+        </w:rPr>
+        <w:t xml:space="preserve">Aprendizaje No Supervisado: Segmentación de Mercado</w:t>
+      </w:r>
+    </w:p>
+    <w:p>
+      <w:pPr>
+        <w:spacing w:after="240" w:lineRule="auto"/>
+        <w:rPr/>
+      </w:pPr>
+      <w:r>
+        <w:rPr>
+          <w:rtl w:val="0"/>
+        </w:rPr>
+        <w:t xml:space="preserve">Para entender las fronteras implícitas del negocio, se aplicó un algoritmo </w:t>
+      </w:r>
+      <w:r>
+        <w:rPr>
+          <w:b w:val="1"/>
+          <w:bCs w:val="1"/>
+          <w:rtl w:val="0"/>
+        </w:rPr>
+        <w:t xml:space="preserve">K-Means</w:t>
+      </w:r>
+      <w:r>
+        <w:rPr>
+          <w:b w:val="1"/>
+          <w:bCs w:val="1"/>
+          <w:i w:val="1"/>
+          <w:iCs w:val="1"/>
+          <w:rtl w:val="0"/>
+        </w:rPr>
+        <w:t xml:space="preserve"> (k=3)</w:t>
+      </w:r>
+      <w:r>
+        <w:rPr>
+          <w:i w:val="1"/>
+          <w:iCs w:val="1"/>
+          <w:rtl w:val="0"/>
+        </w:rPr>
+        <w:t xml:space="preserve"> </w:t>
+      </w:r>
+      <w:r>
+        <w:rPr>
+          <w:rtl w:val="0"/>
+        </w:rPr>
+        <w:t xml:space="preserve">combinado con Reducción de Dimensionalidad mediante </w:t>
+      </w:r>
+      <w:r>
+        <w:rPr>
+          <w:b w:val="1"/>
+          <w:bCs w:val="1"/>
+          <w:rtl w:val="0"/>
+        </w:rPr>
+        <w:t xml:space="preserve">PCA (Análisis de Componentes Principales)</w:t>
+      </w:r>
+      <w:r>
+        <w:rPr>
+          <w:rtl w:val="0"/>
+        </w:rPr>
+        <w:t xml:space="preserve"> en 2D.</w:t>
+      </w:r>
+    </w:p>
+    <w:p>
+      <w:pPr>
+        <w:numPr>
+          <w:ilvl w:val="0"/>
+          <w:numId w:val="5"/>
+        </w:numPr>
+        <w:spacing w:after="240" w:lineRule="auto"/>
+        <w:ind w:left="720" w:hanging="360"/>
+      </w:pPr>
+      <w:r>
+        <w:rPr>
+          <w:rtl w:val="0"/>
+        </w:rPr>
+        <w:t xml:space="preserve">El análisis agrupó el mercado en tres perfiles definidos: Aplicaciones Masivas/Virales (alto volumen de reseñas e instalaciones), Aplicaciones de Nicho (menor escala pero alta especialización) y Aplicaciones Utilitarias/Corporativas estables.</w:t>
+      </w:r>
+    </w:p>
+    <w:p>
+      <w:pPr>
+        <w:pStyle w:val="Heading4"/>
+        <w:keepNext w:val="0"/>
+        <w:keepLines w:val="0"/>
+        <w:spacing w:after="40" w:before="0" w:lineRule="auto"/>
+        <w:rPr>
+          <w:b w:val="1"/>
+          <w:bCs w:val="1"/>
+          <w:color w:val="000000"/>
+          <w:sz w:val="22"/>
+          <w:szCs w:val="22"/>
+        </w:rPr>
+      </w:pPr>
+      <w:bookmarkStart w:colFirst="0" w:colLast="0" w:name="_dcgf5ijfgcob" w:id="13"/>
+      <w:bookmarkEnd w:id="13"/>
+      <w:r>
+        <w:rPr>
+          <w:b w:val="1"/>
+          <w:bCs w:val="1"/>
+          <w:color w:val="000000"/>
+          <w:sz w:val="22"/>
+          <w:szCs w:val="22"/>
+          <w:rtl w:val="0"/>
+        </w:rPr>
+        <w:t xml:space="preserve">Aprendizaje Supervisado: Comparativa de Modelos Clasificadores</w:t>
+      </w:r>
+    </w:p>
+    <w:p>
+      <w:pPr>
+        <w:spacing w:after="240" w:lineRule="auto"/>
+        <w:rPr/>
+      </w:pPr>
+      <w:r>
+        <w:rPr>
+          <w:rtl w:val="0"/>
+        </w:rPr>
+        <w:t xml:space="preserve">Se entrenaron dos enfoques algorítmicos distintos dentro del Pipeline centralizado (</w:t>
+      </w:r>
+      <w:r>
+        <w:rPr>
+          <w:color w:val="188038"/>
+          <w:rtl w:val="0"/>
+        </w:rPr>
+        <w:t xml:space="preserve">ColumnTransformer</w:t>
+      </w:r>
+      <w:r>
+        <w:rPr>
+          <w:rtl w:val="0"/>
+        </w:rPr>
+        <w:t xml:space="preserve"> y </w:t>
+      </w:r>
+      <w:r>
+        <w:rPr>
+          <w:color w:val="188038"/>
+          <w:rtl w:val="0"/>
+        </w:rPr>
+        <w:t xml:space="preserve">OneHotEncoding</w:t>
+      </w:r>
+      <w:r>
+        <w:rPr>
+          <w:rtl w:val="0"/>
+        </w:rPr>
+        <w:t xml:space="preserve"> para categorías):</w:t>
+      </w:r>
+    </w:p>
+    <w:p>
+      <w:pPr>
+        <w:numPr>
+          <w:ilvl w:val="0"/>
+          <w:numId w:val="7"/>
+        </w:numPr>
+        <w:spacing w:after="0" w:afterAutospacing="0" w:lineRule="auto"/>
+        <w:ind w:left="720" w:hanging="360"/>
+      </w:pPr>
+      <w:r>
+        <w:rPr>
+          <w:b w:val="1"/>
+          <w:bCs w:val="1"/>
+          <w:rtl w:val="0"/>
+        </w:rPr>
+        <w:t xml:space="preserve">Regresión Logística (Modelo Ganador):</w:t>
+      </w:r>
+      <w:r>
+        <w:rPr>
+          <w:rtl w:val="0"/>
+        </w:rPr>
+        <w:t xml:space="preserve"> Obtuvo un rendimiento sólido y equilibrado de </w:t>
+      </w:r>
+      <w:r>
+        <w:rPr>
+          <w:b w:val="1"/>
+          <w:bCs w:val="1"/>
+          <w:rtl w:val="0"/>
+        </w:rPr>
+        <w:t xml:space="preserve">70% de Accuracy</w:t>
+      </w:r>
+      <w:r>
+        <w:rPr>
+          <w:rtl w:val="0"/>
+        </w:rPr>
+        <w:t xml:space="preserve"> y </w:t>
+      </w:r>
+      <w:r>
+        <w:rPr>
+          <w:b w:val="1"/>
+          <w:bCs w:val="1"/>
+          <w:rtl w:val="0"/>
+        </w:rPr>
+        <w:t xml:space="preserve">64% de F1-Score</w:t>
+      </w:r>
+      <w:r>
+        <w:rPr>
+          <w:rtl w:val="0"/>
+        </w:rPr>
+        <w:t xml:space="preserve"> en el conjunto de testeo. Su naturaleza lineal demostró excelente generalización matemática ante las variables numéricas estandarizadas.</w:t>
+      </w:r>
+    </w:p>
+    <w:p>
+      <w:pPr>
+        <w:numPr>
+          <w:ilvl w:val="0"/>
+          <w:numId w:val="7"/>
+        </w:numPr>
+        <w:spacing w:after="240" w:lineRule="auto"/>
+        <w:ind w:left="720" w:hanging="360"/>
+      </w:pPr>
+      <w:r>
+        <w:rPr>
+          <w:b w:val="1"/>
+          <w:bCs w:val="1"/>
+          <w:rtl w:val="0"/>
+        </w:rPr>
+        <w:t xml:space="preserve">Random Forest:</w:t>
+      </w:r>
+      <w:r>
+        <w:rPr>
+          <w:rtl w:val="0"/>
+        </w:rPr>
+        <w:t xml:space="preserve"> Registró un desempeño de </w:t>
+      </w:r>
+      <w:r>
+        <w:rPr>
+          <w:b w:val="1"/>
+          <w:bCs w:val="1"/>
+          <w:rtl w:val="0"/>
+        </w:rPr>
+        <w:t xml:space="preserve">69.8%</w:t>
+      </w:r>
+      <w:r>
+        <w:rPr>
+          <w:rtl w:val="0"/>
+        </w:rPr>
+        <w:t xml:space="preserve">, ligeramente inferior al modelo lineal. La alta variabilidad y dispersión interna de los datos provocó un sutil sobreajuste (</w:t>
+      </w:r>
+      <w:r>
+        <w:rPr>
+          <w:i w:val="1"/>
+          <w:iCs w:val="1"/>
+          <w:rtl w:val="0"/>
+        </w:rPr>
+        <w:t xml:space="preserve">overfitting</w:t>
+      </w:r>
+      <w:r>
+        <w:rPr>
+          <w:rtl w:val="0"/>
+        </w:rPr>
+        <w:t xml:space="preserve">) en las ramas del árbol, concluyendo que para esta estructura de datos, </w:t>
+      </w:r>
+      <w:r>
+        <w:rPr>
+          <w:b w:val="1"/>
+          <w:bCs w:val="1"/>
+          <w:rtl w:val="0"/>
+        </w:rPr>
+        <w:t xml:space="preserve">un algoritmo más complejo no significó un mejor resultado</w:t>
+      </w:r>
+      <w:r>
+        <w:rPr>
+          <w:rtl w:val="0"/>
+        </w:rPr>
+        <w:t xml:space="preserve">.</w:t>
+      </w:r>
+    </w:p>
+    <w:p>
+      <w:pPr>
+        <w:rPr/>
+      </w:pPr>
+      <w:r>
+        <w:br w:type="page"/>
+      </w:r>
+      <w:r>
+        <w:rPr>
+          <w:rtl w:val="0"/>
+        </w:rPr>
+      </w:r>
+    </w:p>
+    <w:p>
+      <w:pPr>
+        <w:pStyle w:val="Heading1"/>
+        <w:rPr/>
+      </w:pPr>
+      <w:bookmarkStart w:colFirst="0" w:colLast="0" w:name="_2dec8vqm6yyy" w:id="14"/>
+      <w:bookmarkEnd w:id="14"/>
+      <w:r>
+        <w:rPr>
+          <w:rtl w:val="0"/>
+        </w:rPr>
+        <w:t xml:space="preserve">Infraestructura de analítica integrada</w:t>
+      </w:r>
+    </w:p>
+    <w:p>
+      <w:pPr>
+        <w:rPr/>
+      </w:pPr>
+      <w:r>
+        <w:rPr>
+          <w:rtl w:val="0"/>
+        </w:rPr>
+        <w:t xml:space="preserve">Como entregable de alto valor gerencial, el backend técnico se conectó directamente con una interfaz web interactiva desarrollada en </w:t>
+      </w:r>
+      <w:r>
+        <w:rPr>
+          <w:b w:val="1"/>
+          <w:bCs w:val="1"/>
+          <w:rtl w:val="0"/>
+        </w:rPr>
+        <w:t xml:space="preserve">Dash y Plotly</w:t>
+      </w:r>
+      <w:r>
+        <w:rPr>
+          <w:rtl w:val="0"/>
+        </w:rPr>
+        <w:t xml:space="preserve">, desplegada localmente en el puerto </w:t>
+      </w:r>
+      <w:r>
+        <w:rPr>
+          <w:rFonts w:ascii="Roboto Mono" w:cs="Roboto Mono" w:eastAsia="Roboto Mono" w:hAnsi="Roboto Mono"/>
+          <w:color w:val="188038"/>
+          <w:rtl w:val="0"/>
+        </w:rPr>
+        <w:t xml:space="preserve">8030</w:t>
+      </w:r>
+      <w:r>
+        <w:rPr>
+          <w:rtl w:val="0"/>
+        </w:rPr>
+        <w:t xml:space="preserve">. </w:t>
+      </w:r>
+    </w:p>
+    <w:p>
+      <w:pPr>
+        <w:rPr/>
+      </w:pPr>
+      <w:r>
+        <w:rPr>
+          <w:rtl w:val="0"/>
+        </w:rPr>
+      </w:r>
+    </w:p>
+    <w:p>
+      <w:pPr>
+        <w:rPr/>
+      </w:pPr>
+      <w:r>
+        <w:rPr>
+          <w:rFonts w:ascii="Arial Unicode MS" w:cs="Arial Unicode MS" w:eastAsia="Arial Unicode MS" w:hAnsi="Arial Unicode MS"/>
+          <w:rtl w:val="0"/>
+        </w:rPr>
+        <w:t xml:space="preserve">→ </w:t>
+      </w:r>
+      <w:hyperlink r:id="rId6">
+        <w:r>
+          <w:rPr>
+            <w:color w:val="1155cc"/>
+            <w:u w:val="single"/>
+            <w:rtl w:val="0"/>
+          </w:rPr>
+          <w:t xml:space="preserve">Video Dashboard</w:t>
+        </w:r>
+      </w:hyperlink>
+      <w:r>
+        <w:rPr>
+          <w:rtl w:val="0"/>
+        </w:rPr>
+        <w:t xml:space="preserve"> </w:t>
+      </w:r>
+    </w:p>
+    <w:p>
+      <w:pPr>
+        <w:rPr/>
+      </w:pPr>
+      <w:r>
+        <w:rPr>
+          <w:rtl w:val="0"/>
+        </w:rPr>
+      </w:r>
+    </w:p>
+    <w:p>
+      <w:pPr>
+        <w:jc w:val="center"/>
+        <w:rPr/>
+      </w:pPr>
+      <w:r>
+        <w:rPr/>
+        <w:drawing>
+          <wp:inline distB="114300" distT="114300" distL="114300" distR="114300">
+            <wp:extent cx="4808700" cy="3632005"/>
+            <wp:effectExtent b="0" l="0" r="0" t="0"/>
+            <wp:docPr id="1" name="image2.png"/>
+            <a:graphic>
+              <a:graphicData uri="http://schemas.openxmlformats.org/drawingml/2006/picture">
+                <pic:pic>
+                  <pic:nvPicPr>
+                    <pic:cNvPr id="0" name="image2.png"/>
+                    <pic:cNvPicPr preferRelativeResize="0"/>
+                  </pic:nvPicPr>
+                  <pic:blipFill>
+                    <a:blip r:embed="rId7"/>
+                    <a:srcRect b="0" l="753" r="0" t="0"/>
+                    <a:stretch>
+                      <a:fillRect/>
+                    </a:stretch>
+                  </pic:blipFill>
+                  <pic:spPr>
+                    <a:xfrm>
+                      <a:off x="0" y="0"/>
+                      <a:ext cx="4808700" cy="3632005"/>
+                    </a:xfrm>
+                    <a:prstGeom prst="rect"/>
+                    <a:ln/>
+                  </pic:spPr>
+                </pic:pic>
+              </a:graphicData>
+            </a:graphic>
+          </wp:inline>
+        </w:drawing>
+      </w:r>
+      <w:r>
+        <w:rPr>
+          <w:rtl w:val="0"/>
+        </w:rPr>
+      </w:r>
+    </w:p>
+    <w:p>
+      <w:pPr>
+        <w:jc w:val="center"/>
+        <w:rPr>
+          <w:i w:val="1"/>
+          <w:iCs w:val="1"/>
+          <w:color w:val="999999"/>
+        </w:rPr>
+      </w:pPr>
+      <w:r>
+        <w:rPr>
+          <w:i w:val="1"/>
+          <w:iCs w:val="1"/>
+          <w:color w:val="999999"/>
+          <w:rtl w:val="0"/>
+        </w:rPr>
+        <w:t xml:space="preserve">*Captura del video</w:t>
+      </w:r>
+    </w:p>
+    <w:p>
+      <w:pPr>
+        <w:spacing w:after="240" w:before="240" w:lineRule="auto"/>
+        <w:rPr/>
+      </w:pPr>
+      <w:r>
+        <w:rPr>
+          <w:rtl w:val="0"/>
+        </w:rPr>
+        <w:t xml:space="preserve">El Dashboard opera como una herramienta interactiva de Business Intelligence que incluye:</w:t>
+      </w:r>
+    </w:p>
+    <w:p>
+      <w:pPr>
+        <w:numPr>
+          <w:ilvl w:val="0"/>
+          <w:numId w:val="2"/>
+        </w:numPr>
+        <w:spacing w:after="0" w:afterAutospacing="0" w:before="240" w:lineRule="auto"/>
+        <w:ind w:left="720" w:hanging="360"/>
+      </w:pPr>
+      <w:r>
+        <w:rPr>
+          <w:b w:val="1"/>
+          <w:bCs w:val="1"/>
+          <w:rtl w:val="0"/>
+        </w:rPr>
+        <w:t xml:space="preserve">Métricas de Control KPI:</w:t>
+      </w:r>
+      <w:r>
+        <w:rPr>
+          <w:rtl w:val="0"/>
+        </w:rPr>
+        <w:t xml:space="preserve"> Cuatro tarjetas dinámicas superiores que reflejan en tiempo real el conteo total de aplicaciones filtradas, el promedio general de calificación (Rating), el volumen total de instalaciones estimadas y la tasa de penetración del modelo de pago.</w:t>
+      </w:r>
+    </w:p>
+    <w:p>
+      <w:pPr>
+        <w:numPr>
+          <w:ilvl w:val="0"/>
+          <w:numId w:val="2"/>
+        </w:numPr>
+        <w:spacing w:after="0" w:afterAutospacing="0" w:before="0" w:beforeAutospacing="0" w:lineRule="auto"/>
+        <w:ind w:left="720" w:hanging="360"/>
+      </w:pPr>
+      <w:r>
+        <w:rPr>
+          <w:b w:val="1"/>
+          <w:bCs w:val="1"/>
+          <w:rtl w:val="0"/>
+        </w:rPr>
+        <w:t xml:space="preserve">Módulos de Filtro Interactivos:</w:t>
+      </w:r>
+      <w:r>
+        <w:rPr>
+          <w:rtl w:val="0"/>
+        </w:rPr>
+        <w:t xml:space="preserve"> Menú desplegable conectado a la variable </w:t>
+      </w:r>
+      <w:r>
+        <w:rPr>
+          <w:rFonts w:ascii="Roboto Mono" w:cs="Roboto Mono" w:eastAsia="Roboto Mono" w:hAnsi="Roboto Mono"/>
+          <w:color w:val="188038"/>
+          <w:rtl w:val="0"/>
+        </w:rPr>
+        <w:t xml:space="preserve">Content Rating</w:t>
+      </w:r>
+      <w:r>
+        <w:rPr>
+          <w:rtl w:val="0"/>
+        </w:rPr>
+        <w:t xml:space="preserve"> (</w:t>
+      </w:r>
+      <w:r>
+        <w:rPr>
+          <w:i w:val="1"/>
+          <w:iCs w:val="1"/>
+          <w:rtl w:val="0"/>
+        </w:rPr>
+        <w:t xml:space="preserve">Everyone, Teen, Mature 17+, etc.</w:t>
+      </w:r>
+      <w:r>
+        <w:rPr>
+          <w:rtl w:val="0"/>
+        </w:rPr>
+        <w:t xml:space="preserve">), permitiendo a la mesa directiva evaluar cómo se comportan los submercados específicos.</w:t>
+      </w:r>
+    </w:p>
+    <w:p>
+      <w:pPr>
+        <w:numPr>
+          <w:ilvl w:val="0"/>
+          <w:numId w:val="2"/>
+        </w:numPr>
+        <w:spacing w:after="240" w:before="0" w:beforeAutospacing="0" w:lineRule="auto"/>
+        <w:ind w:left="720" w:hanging="360"/>
+      </w:pPr>
+      <w:r>
+        <w:rPr>
+          <w:b w:val="1"/>
+          <w:bCs w:val="1"/>
+          <w:rtl w:val="0"/>
+        </w:rPr>
+        <w:t xml:space="preserve">Componentes Visuales en Plotly:</w:t>
+      </w:r>
+      <w:r>
+        <w:rPr>
+          <w:rtl w:val="0"/>
+        </w:rPr>
+        <w:t xml:space="preserve"> Integración de un gráfico de torta para la distribución de monetización, un gráfico de barras horizontales para el Top 10 de categorías dominantes, un histograma de frecuencias de puntuación y un diagrama de cajas (</w:t>
+      </w:r>
+      <w:r>
+        <w:rPr>
+          <w:i w:val="1"/>
+          <w:iCs w:val="1"/>
+          <w:rtl w:val="0"/>
+        </w:rPr>
+        <w:t xml:space="preserve">Boxplot</w:t>
+      </w:r>
+      <w:r>
+        <w:rPr>
+          <w:rtl w:val="0"/>
+        </w:rPr>
+        <w:t xml:space="preserve">) para comparar la consistencia de ratings entre productos gratuitos y premium.</w:t>
+      </w:r>
+    </w:p>
+    <w:p>
+      <w:pPr>
+        <w:pStyle w:val="Heading1"/>
+        <w:rPr/>
+      </w:pPr>
+      <w:bookmarkStart w:colFirst="0" w:colLast="0" w:name="_2bt2j5u8d4cy" w:id="15"/>
+      <w:bookmarkEnd w:id="15"/>
+      <w:r>
+        <w:rPr>
+          <w:rtl w:val="0"/>
+        </w:rPr>
+        <w:t xml:space="preserve">Hallazgos y Conclusiones</w:t>
+      </w:r>
+    </w:p>
+    <w:p>
+      <w:pPr>
+        <w:pStyle w:val="Heading4"/>
+        <w:keepNext w:val="0"/>
+        <w:keepLines w:val="0"/>
+        <w:spacing w:after="40" w:before="240" w:lineRule="auto"/>
+        <w:rPr>
+          <w:b w:val="1"/>
+          <w:bCs w:val="1"/>
+          <w:color w:val="000000"/>
+          <w:sz w:val="22"/>
+          <w:szCs w:val="22"/>
+        </w:rPr>
+      </w:pPr>
+      <w:bookmarkStart w:colFirst="0" w:colLast="0" w:name="_kmzrajf8hjc4" w:id="16"/>
+      <w:bookmarkEnd w:id="16"/>
+      <w:r>
+        <w:rPr>
+          <w:b w:val="1"/>
+          <w:bCs w:val="1"/>
+          <w:color w:val="000000"/>
+          <w:sz w:val="22"/>
+          <w:szCs w:val="22"/>
+          <w:rtl w:val="0"/>
+        </w:rPr>
+        <w:t xml:space="preserve">Hallazgos del Negocio</w:t>
+      </w:r>
+    </w:p>
+    <w:p>
+      <w:pPr>
+        <w:numPr>
+          <w:ilvl w:val="0"/>
+          <w:numId w:val="4"/>
+        </w:numPr>
+        <w:spacing w:after="0" w:afterAutospacing="0" w:before="240" w:lineRule="auto"/>
+        <w:ind w:left="720" w:hanging="360"/>
+      </w:pPr>
+      <w:r>
+        <w:rPr>
+          <w:b w:val="1"/>
+          <w:bCs w:val="1"/>
+          <w:rtl w:val="0"/>
+        </w:rPr>
+        <w:t xml:space="preserve">Actualizaciones Críticas:</w:t>
+      </w:r>
+      <w:r>
+        <w:rPr>
+          <w:rtl w:val="0"/>
+        </w:rPr>
+        <w:t xml:space="preserve"> La variable </w:t>
+      </w:r>
+      <w:r>
+        <w:rPr>
+          <w:rFonts w:ascii="Roboto Mono" w:cs="Roboto Mono" w:eastAsia="Roboto Mono" w:hAnsi="Roboto Mono"/>
+          <w:color w:val="188038"/>
+          <w:rtl w:val="0"/>
+        </w:rPr>
+        <w:t xml:space="preserve">Days Last Update</w:t>
+      </w:r>
+      <w:r>
+        <w:rPr>
+          <w:rtl w:val="0"/>
+        </w:rPr>
+        <w:t xml:space="preserve"> demostró tener un impacto estadístico determinante y de </w:t>
+      </w:r>
+      <w:r>
+        <w:rPr>
+          <w:b w:val="1"/>
+          <w:bCs w:val="1"/>
+          <w:rtl w:val="0"/>
+        </w:rPr>
+        <w:t xml:space="preserve">carácter inverso</w:t>
+      </w:r>
+      <w:r>
+        <w:rPr>
+          <w:rtl w:val="0"/>
+        </w:rPr>
+        <w:t xml:space="preserve"> en el Rating. A mayor número de días sin actualizar, mayor es el deterioro del rating. El mercado de Google Play penaliza la obsolescencia técnica ante los cambios del sistema Android, traduciéndose en reseñas negativas de 1 o 2 estrellas.</w:t>
+      </w:r>
+    </w:p>
+    <w:p>
+      <w:pPr>
+        <w:numPr>
+          <w:ilvl w:val="0"/>
+          <w:numId w:val="4"/>
+        </w:numPr>
+        <w:spacing w:after="240" w:before="0" w:beforeAutospacing="0" w:lineRule="auto"/>
+        <w:ind w:left="720" w:hanging="360"/>
+      </w:pPr>
+      <w:r>
+        <w:rPr>
+          <w:b w:val="1"/>
+          <w:bCs w:val="1"/>
+          <w:rtl w:val="0"/>
+        </w:rPr>
+        <w:t xml:space="preserve">Monetización Híbrida:</w:t>
+      </w:r>
+      <w:r>
+        <w:rPr>
+          <w:rtl w:val="0"/>
+        </w:rPr>
+        <w:t xml:space="preserve"> Las aplicaciones gratuitas monopolizan el volumen bruto de instalaciones y la viralidad (92% del dataset). Sin embargo, las aplicaciones de pago, aunque con menos volumen, demostraron en los análisis de distribución una </w:t>
+      </w:r>
+      <w:r>
+        <w:rPr>
+          <w:b w:val="1"/>
+          <w:bCs w:val="1"/>
+          <w:rtl w:val="0"/>
+        </w:rPr>
+        <w:t xml:space="preserve">mayor estabilidad, consistencia y menor varianza</w:t>
+      </w:r>
+      <w:r>
+        <w:rPr>
+          <w:rtl w:val="0"/>
+        </w:rPr>
+        <w:t xml:space="preserve"> en las calificaciones altas por parte del usuario.</w:t>
+      </w:r>
+    </w:p>
+    <w:p>
+      <w:pPr>
+        <w:pStyle w:val="Heading4"/>
+        <w:keepNext w:val="0"/>
+        <w:keepLines w:val="0"/>
+        <w:spacing w:after="40" w:before="240" w:lineRule="auto"/>
+        <w:rPr>
+          <w:b w:val="1"/>
+          <w:bCs w:val="1"/>
+          <w:color w:val="000000"/>
+          <w:sz w:val="22"/>
+          <w:szCs w:val="22"/>
+        </w:rPr>
+      </w:pPr>
+      <w:bookmarkStart w:colFirst="0" w:colLast="0" w:name="_haekoqh80hs9" w:id="17"/>
+      <w:bookmarkEnd w:id="17"/>
+      <w:r>
+        <w:rPr>
+          <w:b w:val="1"/>
+          <w:bCs w:val="1"/>
+          <w:color w:val="000000"/>
+          <w:sz w:val="22"/>
+          <w:szCs w:val="22"/>
+          <w:rtl w:val="0"/>
+        </w:rPr>
+        <w:t xml:space="preserve">Conclusión General</w:t>
+      </w:r>
+    </w:p>
+    <w:p>
+      <w:pPr>
+        <w:spacing w:after="240" w:before="240" w:lineRule="auto"/>
+        <w:rPr/>
+      </w:pPr>
+      <w:r>
+        <w:rPr>
+          <w:rtl w:val="0"/>
+        </w:rPr>
+        <w:t xml:space="preserve">El estudio concluye respondiendo afirmativamente a la hipótesis inicial: </w:t>
+      </w:r>
+      <w:r>
+        <w:rPr>
+          <w:b w:val="1"/>
+          <w:bCs w:val="1"/>
+          <w:rtl w:val="0"/>
+        </w:rPr>
+        <w:t xml:space="preserve">Sí es posible predecir de forma temprana el estatus de calidad de una aplicación móvil móvil mediante el uso de Machine Learning y sus metadatos de configuración técnica.</w:t>
+      </w:r>
+      <w:r>
+        <w:rPr>
+          <w:rtl w:val="0"/>
+        </w:rPr>
+        <w:t xml:space="preserve"> </w:t>
+      </w:r>
+    </w:p>
+    <w:p>
+      <w:pPr>
+        <w:spacing w:after="240" w:before="240" w:lineRule="auto"/>
+        <w:rPr/>
+      </w:pPr>
+      <w:r>
+        <w:rPr>
+          <w:rtl w:val="0"/>
+        </w:rPr>
+        <w:t xml:space="preserve">El pipeline desarrollado y el Dashboard interactivo adjunto constituyen un activo estratégico clave para mitigar riesgos en la toma de decisiones y planeación antes del lanzamiento de nuevos productos de software al mercado digital.</w:t>
+      </w:r>
+    </w:p>
+    <w:p>
+      <w:pPr>
         <w:rPr/>
       </w:pPr>
       <w:r>
@@ -13,6 +1852,7 @@
       </w:r>
     </w:p>
     <w:sectPr>
+      <w:headerReference r:id="rId8" w:type="default"/>
       <w:pgSz w:h="16834" w:w="11909" w:orient="portrait"/>
       <w:pgMar w:bottom="1440" w:top="1440" w:left="1440" w:right="1440" w:header="720" w:footer="720"/>
       <w:pgNumType w:start="1"/>
@@ -21,8 +1861,866 @@
 </w:document>
 </file>
 
+<file path=word/header1.xml><?xml version="1.0" encoding="utf-8"?>
+<w:hdr xmlns:mc="http://schemas.openxmlformats.org/markup-compatibility/2006" xmlns:o="urn:schemas-microsoft-com:office:office" xmlns:r="http://schemas.openxmlformats.org/officeDocument/2006/relationships" xmlns:m="http://schemas.openxmlformats.org/officeDocument/2006/math" xmlns:v="urn:schemas-microsoft-com:vml" xmlns:wp="http://schemas.openxmlformats.org/drawingml/2006/wordprocessingDrawing" xmlns:w10="urn:schemas-microsoft-com:office:word" xmlns:w="http://schemas.openxmlformats.org/wordprocessingml/2006/main" xmlns:wne="http://schemas.microsoft.com/office/word/2006/wordml" xmlns:sl="http://schemas.openxmlformats.org/schemaLibrary/2006/main" xmlns:a="http://schemas.openxmlformats.org/drawingml/2006/main" xmlns:pic="http://schemas.openxmlformats.org/drawingml/2006/picture" xmlns:c="http://schemas.openxmlformats.org/drawingml/2006/chart" xmlns:lc="http://schemas.openxmlformats.org/drawingml/2006/lockedCanvas" xmlns:dgm="http://schemas.openxmlformats.org/drawingml/2006/diagram" xmlns:wps="http://schemas.microsoft.com/office/word/2010/wordprocessingShape" xmlns:wpg="http://schemas.microsoft.com/office/word/2010/wordprocessingGroup" xmlns:w14="http://schemas.microsoft.com/office/word/2010/wordml" xmlns:w15="http://schemas.microsoft.com/office/word/2012/wordml" xmlns:w16="http://schemas.microsoft.com/office/word/2018/wordml" xmlns:w16cex="http://schemas.microsoft.com/office/word/2018/wordml/cex" xmlns:w16cid="http://schemas.microsoft.com/office/word/2016/wordml/cid" xmlns="http://schemas.microsoft.com/office/tasks/2019/documenttasks" xmlns:cr="http://schemas.microsoft.com/office/comments/2020/reactions">
+  <w:p>
+    <w:pPr>
+      <w:pStyle w:val="Title"/>
+      <w:jc w:val="right"/>
+      <w:rPr/>
+    </w:pPr>
+    <w:bookmarkStart w:colFirst="0" w:colLast="0" w:name="_v8uhpe17s4x9" w:id="18"/>
+    <w:bookmarkEnd w:id="18"/>
+    <w:r>
+      <w:rPr>
+        <w:rtl w:val="0"/>
+      </w:rPr>
+    </w:r>
+    <w:r>
+      <w:drawing>
+        <wp:anchor allowOverlap="1" behindDoc="0" distB="114300" distT="114300" distL="114300" distR="114300" hidden="0" layoutInCell="1" locked="0" relativeHeight="0" simplePos="0">
+          <wp:simplePos x="0" y="0"/>
+          <wp:positionH relativeFrom="column">
+            <wp:posOffset>3133725</wp:posOffset>
+          </wp:positionH>
+          <wp:positionV relativeFrom="paragraph">
+            <wp:posOffset>-342899</wp:posOffset>
+          </wp:positionV>
+          <wp:extent cx="3338513" cy="837401"/>
+          <wp:effectExtent b="0" l="0" r="0" t="0"/>
+          <wp:wrapTopAndBottom distB="114300" distT="114300"/>
+          <wp:docPr id="2" name="image1.png"/>
+          <a:graphic>
+            <a:graphicData uri="http://schemas.openxmlformats.org/drawingml/2006/picture">
+              <pic:pic>
+                <pic:nvPicPr>
+                  <pic:cNvPr id="0" name="image1.png"/>
+                  <pic:cNvPicPr preferRelativeResize="0"/>
+                </pic:nvPicPr>
+                <pic:blipFill>
+                  <a:blip r:embed="rId1"/>
+                  <a:srcRect b="0" l="0" r="0" t="0"/>
+                  <a:stretch>
+                    <a:fillRect/>
+                  </a:stretch>
+                </pic:blipFill>
+                <pic:spPr>
+                  <a:xfrm>
+                    <a:off x="0" y="0"/>
+                    <a:ext cx="3338513" cy="837401"/>
+                  </a:xfrm>
+                  <a:prstGeom prst="rect"/>
+                  <a:ln/>
+                </pic:spPr>
+              </pic:pic>
+            </a:graphicData>
+          </a:graphic>
+        </wp:anchor>
+      </w:drawing>
+    </w:r>
+  </w:p>
+</w:hdr>
+</file>
+
 <file path=word/numbering.xml><?xml version="1.0" encoding="utf-8"?>
-<w:numbering xmlns:mc="http://schemas.openxmlformats.org/markup-compatibility/2006" xmlns:o="urn:schemas-microsoft-com:office:office" xmlns:r="http://schemas.openxmlformats.org/officeDocument/2006/relationships" xmlns:m="http://schemas.openxmlformats.org/officeDocument/2006/math" xmlns:v="urn:schemas-microsoft-com:vml" xmlns:wp="http://schemas.openxmlformats.org/drawingml/2006/wordprocessingDrawing" xmlns:w10="urn:schemas-microsoft-com:office:word" xmlns:w="http://schemas.openxmlformats.org/wordprocessingml/2006/main" xmlns:wne="http://schemas.microsoft.com/office/word/2006/wordml" xmlns:sl="http://schemas.openxmlformats.org/schemaLibrary/2006/main" xmlns:a="http://schemas.openxmlformats.org/drawingml/2006/main" xmlns:pic="http://schemas.openxmlformats.org/drawingml/2006/picture" xmlns:c="http://schemas.openxmlformats.org/drawingml/2006/chart" xmlns:lc="http://schemas.openxmlformats.org/drawingml/2006/lockedCanvas" xmlns:dgm="http://schemas.openxmlformats.org/drawingml/2006/diagram" xmlns:wps="http://schemas.microsoft.com/office/word/2010/wordprocessingShape" xmlns:wpg="http://schemas.microsoft.com/office/word/2010/wordprocessingGroup" xmlns:w14="http://schemas.microsoft.com/office/word/2010/wordml" xmlns:w15="http://schemas.microsoft.com/office/word/2012/wordml" xmlns:w16="http://schemas.microsoft.com/office/word/2018/wordml" xmlns:w16cex="http://schemas.microsoft.com/office/word/2018/wordml/cex" xmlns:w16cid="http://schemas.microsoft.com/office/word/2016/wordml/cid" xmlns="http://schemas.microsoft.com/office/tasks/2019/documenttasks" xmlns:cr="http://schemas.microsoft.com/office/comments/2020/reactions"/>
+<w:numbering xmlns:mc="http://schemas.openxmlformats.org/markup-compatibility/2006" xmlns:o="urn:schemas-microsoft-com:office:office" xmlns:r="http://schemas.openxmlformats.org/officeDocument/2006/relationships" xmlns:m="http://schemas.openxmlformats.org/officeDocument/2006/math" xmlns:v="urn:schemas-microsoft-com:vml" xmlns:wp="http://schemas.openxmlformats.org/drawingml/2006/wordprocessingDrawing" xmlns:w10="urn:schemas-microsoft-com:office:word" xmlns:w="http://schemas.openxmlformats.org/wordprocessingml/2006/main" xmlns:wne="http://schemas.microsoft.com/office/word/2006/wordml" xmlns:sl="http://schemas.openxmlformats.org/schemaLibrary/2006/main" xmlns:a="http://schemas.openxmlformats.org/drawingml/2006/main" xmlns:pic="http://schemas.openxmlformats.org/drawingml/2006/picture" xmlns:c="http://schemas.openxmlformats.org/drawingml/2006/chart" xmlns:lc="http://schemas.openxmlformats.org/drawingml/2006/lockedCanvas" xmlns:dgm="http://schemas.openxmlformats.org/drawingml/2006/diagram" xmlns:wps="http://schemas.microsoft.com/office/word/2010/wordprocessingShape" xmlns:wpg="http://schemas.microsoft.com/office/word/2010/wordprocessingGroup" xmlns:w14="http://schemas.microsoft.com/office/word/2010/wordml" xmlns:w15="http://schemas.microsoft.com/office/word/2012/wordml" xmlns:w16="http://schemas.microsoft.com/office/word/2018/wordml" xmlns:w16cex="http://schemas.microsoft.com/office/word/2018/wordml/cex" xmlns:w16cid="http://schemas.microsoft.com/office/word/2016/wordml/cid" xmlns="http://schemas.microsoft.com/office/tasks/2019/documenttasks" xmlns:cr="http://schemas.microsoft.com/office/comments/2020/reactions">
+  <w:abstractNum w:abstractNumId="1">
+    <w:lvl w:ilvl="0">
+      <w:start w:val="1"/>
+      <w:numFmt w:val="decimal"/>
+      <w:lvlText w:val="%1."/>
+      <w:lvlJc w:val="left"/>
+      <w:pPr>
+        <w:ind w:left="720" w:hanging="360"/>
+      </w:pPr>
+      <w:rPr>
+        <w:u w:val="none"/>
+      </w:rPr>
+    </w:lvl>
+    <w:lvl w:ilvl="1">
+      <w:start w:val="1"/>
+      <w:numFmt w:val="lowerLetter"/>
+      <w:lvlText w:val="%2."/>
+      <w:lvlJc w:val="left"/>
+      <w:pPr>
+        <w:ind w:left="1440" w:hanging="360"/>
+      </w:pPr>
+      <w:rPr>
+        <w:u w:val="none"/>
+      </w:rPr>
+    </w:lvl>
+    <w:lvl w:ilvl="2">
+      <w:start w:val="1"/>
+      <w:numFmt w:val="lowerRoman"/>
+      <w:lvlText w:val="%3."/>
+      <w:lvlJc w:val="left"/>
+      <w:pPr>
+        <w:ind w:left="2160" w:hanging="360"/>
+      </w:pPr>
+      <w:rPr>
+        <w:u w:val="none"/>
+      </w:rPr>
+    </w:lvl>
+    <w:lvl w:ilvl="3">
+      <w:start w:val="1"/>
+      <w:numFmt w:val="decimal"/>
+      <w:lvlText w:val="%4."/>
+      <w:lvlJc w:val="left"/>
+      <w:pPr>
+        <w:ind w:left="2880" w:hanging="360"/>
+      </w:pPr>
+      <w:rPr>
+        <w:u w:val="none"/>
+      </w:rPr>
+    </w:lvl>
+    <w:lvl w:ilvl="4">
+      <w:start w:val="1"/>
+      <w:numFmt w:val="lowerLetter"/>
+      <w:lvlText w:val="%5."/>
+      <w:lvlJc w:val="left"/>
+      <w:pPr>
+        <w:ind w:left="3600" w:hanging="360"/>
+      </w:pPr>
+      <w:rPr>
+        <w:u w:val="none"/>
+      </w:rPr>
+    </w:lvl>
+    <w:lvl w:ilvl="5">
+      <w:start w:val="1"/>
+      <w:numFmt w:val="lowerRoman"/>
+      <w:lvlText w:val="%6."/>
+      <w:lvlJc w:val="left"/>
+      <w:pPr>
+        <w:ind w:left="4320" w:hanging="360"/>
+      </w:pPr>
+      <w:rPr>
+        <w:u w:val="none"/>
+      </w:rPr>
+    </w:lvl>
+    <w:lvl w:ilvl="6">
+      <w:start w:val="1"/>
+      <w:numFmt w:val="decimal"/>
+      <w:lvlText w:val="%7."/>
+      <w:lvlJc w:val="left"/>
+      <w:pPr>
+        <w:ind w:left="5040" w:hanging="360"/>
+      </w:pPr>
+      <w:rPr>
+        <w:u w:val="none"/>
+      </w:rPr>
+    </w:lvl>
+    <w:lvl w:ilvl="7">
+      <w:start w:val="1"/>
+      <w:numFmt w:val="lowerLetter"/>
+      <w:lvlText w:val="%8."/>
+      <w:lvlJc w:val="left"/>
+      <w:pPr>
+        <w:ind w:left="5760" w:hanging="360"/>
+      </w:pPr>
+      <w:rPr>
+        <w:u w:val="none"/>
+      </w:rPr>
+    </w:lvl>
+    <w:lvl w:ilvl="8">
+      <w:start w:val="1"/>
+      <w:numFmt w:val="lowerRoman"/>
+      <w:lvlText w:val="%9."/>
+      <w:lvlJc w:val="left"/>
+      <w:pPr>
+        <w:ind w:left="6480" w:hanging="360"/>
+      </w:pPr>
+      <w:rPr>
+        <w:u w:val="none"/>
+      </w:rPr>
+    </w:lvl>
+  </w:abstractNum>
+  <w:abstractNum w:abstractNumId="2">
+    <w:lvl w:ilvl="0">
+      <w:start w:val="1"/>
+      <w:numFmt w:val="bullet"/>
+      <w:lvlText w:val="●"/>
+      <w:lvlJc w:val="left"/>
+      <w:pPr>
+        <w:ind w:left="720" w:hanging="360"/>
+      </w:pPr>
+      <w:rPr>
+        <w:u w:val="none"/>
+      </w:rPr>
+    </w:lvl>
+    <w:lvl w:ilvl="1">
+      <w:start w:val="1"/>
+      <w:numFmt w:val="bullet"/>
+      <w:lvlText w:val="○"/>
+      <w:lvlJc w:val="left"/>
+      <w:pPr>
+        <w:ind w:left="1440" w:hanging="360"/>
+      </w:pPr>
+      <w:rPr>
+        <w:u w:val="none"/>
+      </w:rPr>
+    </w:lvl>
+    <w:lvl w:ilvl="2">
+      <w:start w:val="1"/>
+      <w:numFmt w:val="bullet"/>
+      <w:lvlText w:val="■"/>
+      <w:lvlJc w:val="left"/>
+      <w:pPr>
+        <w:ind w:left="2160" w:hanging="360"/>
+      </w:pPr>
+      <w:rPr>
+        <w:u w:val="none"/>
+      </w:rPr>
+    </w:lvl>
+    <w:lvl w:ilvl="3">
+      <w:start w:val="1"/>
+      <w:numFmt w:val="bullet"/>
+      <w:lvlText w:val="●"/>
+      <w:lvlJc w:val="left"/>
+      <w:pPr>
+        <w:ind w:left="2880" w:hanging="360"/>
+      </w:pPr>
+      <w:rPr>
+        <w:u w:val="none"/>
+      </w:rPr>
+    </w:lvl>
+    <w:lvl w:ilvl="4">
+      <w:start w:val="1"/>
+      <w:numFmt w:val="bullet"/>
+      <w:lvlText w:val="○"/>
+      <w:lvlJc w:val="left"/>
+      <w:pPr>
+        <w:ind w:left="3600" w:hanging="360"/>
+      </w:pPr>
+      <w:rPr>
+        <w:u w:val="none"/>
+      </w:rPr>
+    </w:lvl>
+    <w:lvl w:ilvl="5">
+      <w:start w:val="1"/>
+      <w:numFmt w:val="bullet"/>
+      <w:lvlText w:val="■"/>
+      <w:lvlJc w:val="left"/>
+      <w:pPr>
+        <w:ind w:left="4320" w:hanging="360"/>
+      </w:pPr>
+      <w:rPr>
+        <w:u w:val="none"/>
+      </w:rPr>
+    </w:lvl>
+    <w:lvl w:ilvl="6">
+      <w:start w:val="1"/>
+      <w:numFmt w:val="bullet"/>
+      <w:lvlText w:val="●"/>
+      <w:lvlJc w:val="left"/>
+      <w:pPr>
+        <w:ind w:left="5040" w:hanging="360"/>
+      </w:pPr>
+      <w:rPr>
+        <w:u w:val="none"/>
+      </w:rPr>
+    </w:lvl>
+    <w:lvl w:ilvl="7">
+      <w:start w:val="1"/>
+      <w:numFmt w:val="bullet"/>
+      <w:lvlText w:val="○"/>
+      <w:lvlJc w:val="left"/>
+      <w:pPr>
+        <w:ind w:left="5760" w:hanging="360"/>
+      </w:pPr>
+      <w:rPr>
+        <w:u w:val="none"/>
+      </w:rPr>
+    </w:lvl>
+    <w:lvl w:ilvl="8">
+      <w:start w:val="1"/>
+      <w:numFmt w:val="bullet"/>
+      <w:lvlText w:val="■"/>
+      <w:lvlJc w:val="left"/>
+      <w:pPr>
+        <w:ind w:left="6480" w:hanging="360"/>
+      </w:pPr>
+      <w:rPr>
+        <w:u w:val="none"/>
+      </w:rPr>
+    </w:lvl>
+  </w:abstractNum>
+  <w:abstractNum w:abstractNumId="3">
+    <w:lvl w:ilvl="0">
+      <w:start w:val="1"/>
+      <w:numFmt w:val="decimal"/>
+      <w:lvlText w:val="%1."/>
+      <w:lvlJc w:val="left"/>
+      <w:pPr>
+        <w:ind w:left="720" w:hanging="360"/>
+      </w:pPr>
+      <w:rPr>
+        <w:rFonts w:ascii="Arial" w:cs="Arial" w:eastAsia="Arial" w:hAnsi="Arial"/>
+        <w:u w:val="none"/>
+      </w:rPr>
+    </w:lvl>
+    <w:lvl w:ilvl="1">
+      <w:start w:val="1"/>
+      <w:numFmt w:val="lowerLetter"/>
+      <w:lvlText w:val="%2."/>
+      <w:lvlJc w:val="left"/>
+      <w:pPr>
+        <w:ind w:left="1440" w:hanging="360"/>
+      </w:pPr>
+      <w:rPr>
+        <w:u w:val="none"/>
+      </w:rPr>
+    </w:lvl>
+    <w:lvl w:ilvl="2">
+      <w:start w:val="1"/>
+      <w:numFmt w:val="lowerRoman"/>
+      <w:lvlText w:val="%3."/>
+      <w:lvlJc w:val="left"/>
+      <w:pPr>
+        <w:ind w:left="2160" w:hanging="360"/>
+      </w:pPr>
+      <w:rPr>
+        <w:u w:val="none"/>
+      </w:rPr>
+    </w:lvl>
+    <w:lvl w:ilvl="3">
+      <w:start w:val="1"/>
+      <w:numFmt w:val="decimal"/>
+      <w:lvlText w:val="%4."/>
+      <w:lvlJc w:val="left"/>
+      <w:pPr>
+        <w:ind w:left="2880" w:hanging="360"/>
+      </w:pPr>
+      <w:rPr>
+        <w:u w:val="none"/>
+      </w:rPr>
+    </w:lvl>
+    <w:lvl w:ilvl="4">
+      <w:start w:val="1"/>
+      <w:numFmt w:val="lowerLetter"/>
+      <w:lvlText w:val="%5."/>
+      <w:lvlJc w:val="left"/>
+      <w:pPr>
+        <w:ind w:left="3600" w:hanging="360"/>
+      </w:pPr>
+      <w:rPr>
+        <w:u w:val="none"/>
+      </w:rPr>
+    </w:lvl>
+    <w:lvl w:ilvl="5">
+      <w:start w:val="1"/>
+      <w:numFmt w:val="lowerRoman"/>
+      <w:lvlText w:val="%6."/>
+      <w:lvlJc w:val="left"/>
+      <w:pPr>
+        <w:ind w:left="4320" w:hanging="360"/>
+      </w:pPr>
+      <w:rPr>
+        <w:u w:val="none"/>
+      </w:rPr>
+    </w:lvl>
+    <w:lvl w:ilvl="6">
+      <w:start w:val="1"/>
+      <w:numFmt w:val="decimal"/>
+      <w:lvlText w:val="%7."/>
+      <w:lvlJc w:val="left"/>
+      <w:pPr>
+        <w:ind w:left="5040" w:hanging="360"/>
+      </w:pPr>
+      <w:rPr>
+        <w:u w:val="none"/>
+      </w:rPr>
+    </w:lvl>
+    <w:lvl w:ilvl="7">
+      <w:start w:val="1"/>
+      <w:numFmt w:val="lowerLetter"/>
+      <w:lvlText w:val="%8."/>
+      <w:lvlJc w:val="left"/>
+      <w:pPr>
+        <w:ind w:left="5760" w:hanging="360"/>
+      </w:pPr>
+      <w:rPr>
+        <w:u w:val="none"/>
+      </w:rPr>
+    </w:lvl>
+    <w:lvl w:ilvl="8">
+      <w:start w:val="1"/>
+      <w:numFmt w:val="lowerRoman"/>
+      <w:lvlText w:val="%9."/>
+      <w:lvlJc w:val="left"/>
+      <w:pPr>
+        <w:ind w:left="6480" w:hanging="360"/>
+      </w:pPr>
+      <w:rPr>
+        <w:u w:val="none"/>
+      </w:rPr>
+    </w:lvl>
+  </w:abstractNum>
+  <w:abstractNum w:abstractNumId="4">
+    <w:lvl w:ilvl="0">
+      <w:start w:val="1"/>
+      <w:numFmt w:val="bullet"/>
+      <w:lvlText w:val="●"/>
+      <w:lvlJc w:val="left"/>
+      <w:pPr>
+        <w:ind w:left="720" w:hanging="360"/>
+      </w:pPr>
+      <w:rPr>
+        <w:u w:val="none"/>
+      </w:rPr>
+    </w:lvl>
+    <w:lvl w:ilvl="1">
+      <w:start w:val="1"/>
+      <w:numFmt w:val="bullet"/>
+      <w:lvlText w:val="○"/>
+      <w:lvlJc w:val="left"/>
+      <w:pPr>
+        <w:ind w:left="1440" w:hanging="360"/>
+      </w:pPr>
+      <w:rPr>
+        <w:u w:val="none"/>
+      </w:rPr>
+    </w:lvl>
+    <w:lvl w:ilvl="2">
+      <w:start w:val="1"/>
+      <w:numFmt w:val="bullet"/>
+      <w:lvlText w:val="■"/>
+      <w:lvlJc w:val="left"/>
+      <w:pPr>
+        <w:ind w:left="2160" w:hanging="360"/>
+      </w:pPr>
+      <w:rPr>
+        <w:u w:val="none"/>
+      </w:rPr>
+    </w:lvl>
+    <w:lvl w:ilvl="3">
+      <w:start w:val="1"/>
+      <w:numFmt w:val="bullet"/>
+      <w:lvlText w:val="●"/>
+      <w:lvlJc w:val="left"/>
+      <w:pPr>
+        <w:ind w:left="2880" w:hanging="360"/>
+      </w:pPr>
+      <w:rPr>
+        <w:u w:val="none"/>
+      </w:rPr>
+    </w:lvl>
+    <w:lvl w:ilvl="4">
+      <w:start w:val="1"/>
+      <w:numFmt w:val="bullet"/>
+      <w:lvlText w:val="○"/>
+      <w:lvlJc w:val="left"/>
+      <w:pPr>
+        <w:ind w:left="3600" w:hanging="360"/>
+      </w:pPr>
+      <w:rPr>
+        <w:u w:val="none"/>
+      </w:rPr>
+    </w:lvl>
+    <w:lvl w:ilvl="5">
+      <w:start w:val="1"/>
+      <w:numFmt w:val="bullet"/>
+      <w:lvlText w:val="■"/>
+      <w:lvlJc w:val="left"/>
+      <w:pPr>
+        <w:ind w:left="4320" w:hanging="360"/>
+      </w:pPr>
+      <w:rPr>
+        <w:u w:val="none"/>
+      </w:rPr>
+    </w:lvl>
+    <w:lvl w:ilvl="6">
+      <w:start w:val="1"/>
+      <w:numFmt w:val="bullet"/>
+      <w:lvlText w:val="●"/>
+      <w:lvlJc w:val="left"/>
+      <w:pPr>
+        <w:ind w:left="5040" w:hanging="360"/>
+      </w:pPr>
+      <w:rPr>
+        <w:u w:val="none"/>
+      </w:rPr>
+    </w:lvl>
+    <w:lvl w:ilvl="7">
+      <w:start w:val="1"/>
+      <w:numFmt w:val="bullet"/>
+      <w:lvlText w:val="○"/>
+      <w:lvlJc w:val="left"/>
+      <w:pPr>
+        <w:ind w:left="5760" w:hanging="360"/>
+      </w:pPr>
+      <w:rPr>
+        <w:u w:val="none"/>
+      </w:rPr>
+    </w:lvl>
+    <w:lvl w:ilvl="8">
+      <w:start w:val="1"/>
+      <w:numFmt w:val="bullet"/>
+      <w:lvlText w:val="■"/>
+      <w:lvlJc w:val="left"/>
+      <w:pPr>
+        <w:ind w:left="6480" w:hanging="360"/>
+      </w:pPr>
+      <w:rPr>
+        <w:u w:val="none"/>
+      </w:rPr>
+    </w:lvl>
+  </w:abstractNum>
+  <w:abstractNum w:abstractNumId="5">
+    <w:lvl w:ilvl="0">
+      <w:start w:val="1"/>
+      <w:numFmt w:val="bullet"/>
+      <w:lvlText w:val="●"/>
+      <w:lvlJc w:val="left"/>
+      <w:pPr>
+        <w:ind w:left="720" w:hanging="360"/>
+      </w:pPr>
+      <w:rPr>
+        <w:rFonts w:ascii="Arial" w:cs="Arial" w:eastAsia="Arial" w:hAnsi="Arial"/>
+        <w:u w:val="none"/>
+      </w:rPr>
+    </w:lvl>
+    <w:lvl w:ilvl="1">
+      <w:start w:val="1"/>
+      <w:numFmt w:val="bullet"/>
+      <w:lvlText w:val="○"/>
+      <w:lvlJc w:val="left"/>
+      <w:pPr>
+        <w:ind w:left="1440" w:hanging="360"/>
+      </w:pPr>
+      <w:rPr>
+        <w:u w:val="none"/>
+      </w:rPr>
+    </w:lvl>
+    <w:lvl w:ilvl="2">
+      <w:start w:val="1"/>
+      <w:numFmt w:val="bullet"/>
+      <w:lvlText w:val="■"/>
+      <w:lvlJc w:val="left"/>
+      <w:pPr>
+        <w:ind w:left="2160" w:hanging="360"/>
+      </w:pPr>
+      <w:rPr>
+        <w:u w:val="none"/>
+      </w:rPr>
+    </w:lvl>
+    <w:lvl w:ilvl="3">
+      <w:start w:val="1"/>
+      <w:numFmt w:val="bullet"/>
+      <w:lvlText w:val="●"/>
+      <w:lvlJc w:val="left"/>
+      <w:pPr>
+        <w:ind w:left="2880" w:hanging="360"/>
+      </w:pPr>
+      <w:rPr>
+        <w:u w:val="none"/>
+      </w:rPr>
+    </w:lvl>
+    <w:lvl w:ilvl="4">
+      <w:start w:val="1"/>
+      <w:numFmt w:val="bullet"/>
+      <w:lvlText w:val="○"/>
+      <w:lvlJc w:val="left"/>
+      <w:pPr>
+        <w:ind w:left="3600" w:hanging="360"/>
+      </w:pPr>
+      <w:rPr>
+        <w:u w:val="none"/>
+      </w:rPr>
+    </w:lvl>
+    <w:lvl w:ilvl="5">
+      <w:start w:val="1"/>
+      <w:numFmt w:val="bullet"/>
+      <w:lvlText w:val="■"/>
+      <w:lvlJc w:val="left"/>
+      <w:pPr>
+        <w:ind w:left="4320" w:hanging="360"/>
+      </w:pPr>
+      <w:rPr>
+        <w:u w:val="none"/>
+      </w:rPr>
+    </w:lvl>
+    <w:lvl w:ilvl="6">
+      <w:start w:val="1"/>
+      <w:numFmt w:val="bullet"/>
+      <w:lvlText w:val="●"/>
+      <w:lvlJc w:val="left"/>
+      <w:pPr>
+        <w:ind w:left="5040" w:hanging="360"/>
+      </w:pPr>
+      <w:rPr>
+        <w:u w:val="none"/>
+      </w:rPr>
+    </w:lvl>
+    <w:lvl w:ilvl="7">
+      <w:start w:val="1"/>
+      <w:numFmt w:val="bullet"/>
+      <w:lvlText w:val="○"/>
+      <w:lvlJc w:val="left"/>
+      <w:pPr>
+        <w:ind w:left="5760" w:hanging="360"/>
+      </w:pPr>
+      <w:rPr>
+        <w:u w:val="none"/>
+      </w:rPr>
+    </w:lvl>
+    <w:lvl w:ilvl="8">
+      <w:start w:val="1"/>
+      <w:numFmt w:val="bullet"/>
+      <w:lvlText w:val="■"/>
+      <w:lvlJc w:val="left"/>
+      <w:pPr>
+        <w:ind w:left="6480" w:hanging="360"/>
+      </w:pPr>
+      <w:rPr>
+        <w:u w:val="none"/>
+      </w:rPr>
+    </w:lvl>
+  </w:abstractNum>
+  <w:abstractNum w:abstractNumId="6">
+    <w:lvl w:ilvl="0">
+      <w:start w:val="1"/>
+      <w:numFmt w:val="bullet"/>
+      <w:lvlText w:val="●"/>
+      <w:lvlJc w:val="left"/>
+      <w:pPr>
+        <w:ind w:left="720" w:hanging="360"/>
+      </w:pPr>
+      <w:rPr>
+        <w:rFonts w:ascii="Arial" w:cs="Arial" w:eastAsia="Arial" w:hAnsi="Arial"/>
+        <w:u w:val="none"/>
+      </w:rPr>
+    </w:lvl>
+    <w:lvl w:ilvl="1">
+      <w:start w:val="1"/>
+      <w:numFmt w:val="bullet"/>
+      <w:lvlText w:val="○"/>
+      <w:lvlJc w:val="left"/>
+      <w:pPr>
+        <w:ind w:left="1440" w:hanging="360"/>
+      </w:pPr>
+      <w:rPr>
+        <w:rFonts w:ascii="Arial" w:cs="Arial" w:eastAsia="Arial" w:hAnsi="Arial"/>
+        <w:u w:val="none"/>
+      </w:rPr>
+    </w:lvl>
+    <w:lvl w:ilvl="2">
+      <w:start w:val="1"/>
+      <w:numFmt w:val="bullet"/>
+      <w:lvlText w:val="■"/>
+      <w:lvlJc w:val="left"/>
+      <w:pPr>
+        <w:ind w:left="2160" w:hanging="360"/>
+      </w:pPr>
+      <w:rPr>
+        <w:u w:val="none"/>
+      </w:rPr>
+    </w:lvl>
+    <w:lvl w:ilvl="3">
+      <w:start w:val="1"/>
+      <w:numFmt w:val="bullet"/>
+      <w:lvlText w:val="●"/>
+      <w:lvlJc w:val="left"/>
+      <w:pPr>
+        <w:ind w:left="2880" w:hanging="360"/>
+      </w:pPr>
+      <w:rPr>
+        <w:u w:val="none"/>
+      </w:rPr>
+    </w:lvl>
+    <w:lvl w:ilvl="4">
+      <w:start w:val="1"/>
+      <w:numFmt w:val="bullet"/>
+      <w:lvlText w:val="○"/>
+      <w:lvlJc w:val="left"/>
+      <w:pPr>
+        <w:ind w:left="3600" w:hanging="360"/>
+      </w:pPr>
+      <w:rPr>
+        <w:u w:val="none"/>
+      </w:rPr>
+    </w:lvl>
+    <w:lvl w:ilvl="5">
+      <w:start w:val="1"/>
+      <w:numFmt w:val="bullet"/>
+      <w:lvlText w:val="■"/>
+      <w:lvlJc w:val="left"/>
+      <w:pPr>
+        <w:ind w:left="4320" w:hanging="360"/>
+      </w:pPr>
+      <w:rPr>
+        <w:u w:val="none"/>
+      </w:rPr>
+    </w:lvl>
+    <w:lvl w:ilvl="6">
+      <w:start w:val="1"/>
+      <w:numFmt w:val="bullet"/>
+      <w:lvlText w:val="●"/>
+      <w:lvlJc w:val="left"/>
+      <w:pPr>
+        <w:ind w:left="5040" w:hanging="360"/>
+      </w:pPr>
+      <w:rPr>
+        <w:u w:val="none"/>
+      </w:rPr>
+    </w:lvl>
+    <w:lvl w:ilvl="7">
+      <w:start w:val="1"/>
+      <w:numFmt w:val="bullet"/>
+      <w:lvlText w:val="○"/>
+      <w:lvlJc w:val="left"/>
+      <w:pPr>
+        <w:ind w:left="5760" w:hanging="360"/>
+      </w:pPr>
+      <w:rPr>
+        <w:u w:val="none"/>
+      </w:rPr>
+    </w:lvl>
+    <w:lvl w:ilvl="8">
+      <w:start w:val="1"/>
+      <w:numFmt w:val="bullet"/>
+      <w:lvlText w:val="■"/>
+      <w:lvlJc w:val="left"/>
+      <w:pPr>
+        <w:ind w:left="6480" w:hanging="360"/>
+      </w:pPr>
+      <w:rPr>
+        <w:u w:val="none"/>
+      </w:rPr>
+    </w:lvl>
+  </w:abstractNum>
+  <w:abstractNum w:abstractNumId="7">
+    <w:lvl w:ilvl="0">
+      <w:start w:val="1"/>
+      <w:numFmt w:val="decimal"/>
+      <w:lvlText w:val="%1."/>
+      <w:lvlJc w:val="left"/>
+      <w:pPr>
+        <w:ind w:left="720" w:hanging="360"/>
+      </w:pPr>
+      <w:rPr>
+        <w:rFonts w:ascii="Arial" w:cs="Arial" w:eastAsia="Arial" w:hAnsi="Arial"/>
+        <w:u w:val="none"/>
+      </w:rPr>
+    </w:lvl>
+    <w:lvl w:ilvl="1">
+      <w:start w:val="1"/>
+      <w:numFmt w:val="lowerLetter"/>
+      <w:lvlText w:val="%2."/>
+      <w:lvlJc w:val="left"/>
+      <w:pPr>
+        <w:ind w:left="1440" w:hanging="360"/>
+      </w:pPr>
+      <w:rPr>
+        <w:u w:val="none"/>
+      </w:rPr>
+    </w:lvl>
+    <w:lvl w:ilvl="2">
+      <w:start w:val="1"/>
+      <w:numFmt w:val="lowerRoman"/>
+      <w:lvlText w:val="%3."/>
+      <w:lvlJc w:val="left"/>
+      <w:pPr>
+        <w:ind w:left="2160" w:hanging="360"/>
+      </w:pPr>
+      <w:rPr>
+        <w:u w:val="none"/>
+      </w:rPr>
+    </w:lvl>
+    <w:lvl w:ilvl="3">
+      <w:start w:val="1"/>
+      <w:numFmt w:val="decimal"/>
+      <w:lvlText w:val="%4."/>
+      <w:lvlJc w:val="left"/>
+      <w:pPr>
+        <w:ind w:left="2880" w:hanging="360"/>
+      </w:pPr>
+      <w:rPr>
+        <w:u w:val="none"/>
+      </w:rPr>
+    </w:lvl>
+    <w:lvl w:ilvl="4">
+      <w:start w:val="1"/>
+      <w:numFmt w:val="lowerLetter"/>
+      <w:lvlText w:val="%5."/>
+      <w:lvlJc w:val="left"/>
+      <w:pPr>
+        <w:ind w:left="3600" w:hanging="360"/>
+      </w:pPr>
+      <w:rPr>
+        <w:u w:val="none"/>
+      </w:rPr>
+    </w:lvl>
+    <w:lvl w:ilvl="5">
+      <w:start w:val="1"/>
+      <w:numFmt w:val="lowerRoman"/>
+      <w:lvlText w:val="%6."/>
+      <w:lvlJc w:val="left"/>
+      <w:pPr>
+        <w:ind w:left="4320" w:hanging="360"/>
+      </w:pPr>
+      <w:rPr>
+        <w:u w:val="none"/>
+      </w:rPr>
+    </w:lvl>
+    <w:lvl w:ilvl="6">
+      <w:start w:val="1"/>
+      <w:numFmt w:val="decimal"/>
+      <w:lvlText w:val="%7."/>
+      <w:lvlJc w:val="left"/>
+      <w:pPr>
+        <w:ind w:left="5040" w:hanging="360"/>
+      </w:pPr>
+      <w:rPr>
+        <w:u w:val="none"/>
+      </w:rPr>
+    </w:lvl>
+    <w:lvl w:ilvl="7">
+      <w:start w:val="1"/>
+      <w:numFmt w:val="lowerLetter"/>
+      <w:lvlText w:val="%8."/>
+      <w:lvlJc w:val="left"/>
+      <w:pPr>
+        <w:ind w:left="5760" w:hanging="360"/>
+      </w:pPr>
+      <w:rPr>
+        <w:u w:val="none"/>
+      </w:rPr>
+    </w:lvl>
+    <w:lvl w:ilvl="8">
+      <w:start w:val="1"/>
+      <w:numFmt w:val="lowerRoman"/>
+      <w:lvlText w:val="%9."/>
+      <w:lvlJc w:val="left"/>
+      <w:pPr>
+        <w:ind w:left="6480" w:hanging="360"/>
+      </w:pPr>
+      <w:rPr>
+        <w:u w:val="none"/>
+      </w:rPr>
+    </w:lvl>
+  </w:abstractNum>
+  <w:num w:numId="1">
+    <w:abstractNumId w:val="1"/>
+  </w:num>
+  <w:num w:numId="2">
+    <w:abstractNumId w:val="2"/>
+  </w:num>
+  <w:num w:numId="3">
+    <w:abstractNumId w:val="3"/>
+  </w:num>
+  <w:num w:numId="4">
+    <w:abstractNumId w:val="4"/>
+  </w:num>
+  <w:num w:numId="5">
+    <w:abstractNumId w:val="5"/>
+  </w:num>
+  <w:num w:numId="6">
+    <w:abstractNumId w:val="6"/>
+  </w:num>
+  <w:num w:numId="7">
+    <w:abstractNumId w:val="7"/>
+  </w:num>
+</w:numbering>
 </file>
 
 <file path=word/styles.xml><?xml version="1.0" encoding="utf-8"?>
@@ -178,17 +2876,8 @@
     <w:pPr>
       <w:keepNext w:val="1"/>
       <w:keepLines w:val="1"/>
-      <w:pageBreakBefore w:val="0"/>
-      <w:spacing w:after="320" w:before="0" w:lineRule="auto"/>
     </w:pPr>
-    <w:rPr>
-      <w:rFonts w:ascii="Arial" w:cs="Arial" w:eastAsia="Arial" w:hAnsi="Arial"/>
-      <w:i w:val="0"/>
-      <w:iCs w:val="0"/>
-      <w:color w:val="666666"/>
-      <w:sz w:val="30"/>
-      <w:szCs w:val="30"/>
-    </w:rPr>
+    <w:rPr/>
   </w:style>
 </w:styles>
 </file>

--- a/DocumentaciónEv3.docx
+++ b/DocumentaciónEv3.docx
@@ -1851,8 +1851,55 @@
         </w:rPr>
       </w:r>
     </w:p>
+    <w:p>
+      <w:pPr>
+        <w:pStyle w:val="Heading2"/>
+        <w:rPr/>
+      </w:pPr>
+      <w:bookmarkStart w:colFirst="0" w:colLast="0" w:name="_74jyafeh8x49" w:id="18"/>
+      <w:bookmarkEnd w:id="18"/>
+      <w:r>
+        <w:rPr>
+          <w:rtl w:val="0"/>
+        </w:rPr>
+      </w:r>
+    </w:p>
+    <w:p>
+      <w:pPr>
+        <w:pStyle w:val="Heading2"/>
+        <w:rPr/>
+      </w:pPr>
+      <w:bookmarkStart w:colFirst="0" w:colLast="0" w:name="_pzum9f7vz71v" w:id="19"/>
+      <w:bookmarkEnd w:id="19"/>
+      <w:r>
+        <w:rPr>
+          <w:rtl w:val="0"/>
+        </w:rPr>
+        <w:t xml:space="preserve">Github Colaborativo</w:t>
+      </w:r>
+    </w:p>
+    <w:p>
+      <w:pPr>
+        <w:rPr/>
+      </w:pPr>
+      <w:hyperlink r:id="rId8">
+        <w:r>
+          <w:rPr>
+            <w:color w:val="1155cc"/>
+            <w:u w:val="single"/>
+            <w:rtl w:val="0"/>
+          </w:rPr>
+          <w:t xml:space="preserve">Link GitHub Evaluación 3</w:t>
+        </w:r>
+      </w:hyperlink>
+      <w:r>
+        <w:rPr>
+          <w:rtl w:val="0"/>
+        </w:rPr>
+      </w:r>
+    </w:p>
     <w:sectPr>
-      <w:headerReference r:id="rId8" w:type="default"/>
+      <w:headerReference r:id="rId9" w:type="default"/>
       <w:pgSz w:h="16834" w:w="11909" w:orient="portrait"/>
       <w:pgMar w:bottom="1440" w:top="1440" w:left="1440" w:right="1440" w:header="720" w:footer="720"/>
       <w:pgNumType w:start="1"/>
@@ -1869,8 +1916,8 @@
       <w:jc w:val="right"/>
       <w:rPr/>
     </w:pPr>
-    <w:bookmarkStart w:colFirst="0" w:colLast="0" w:name="_v8uhpe17s4x9" w:id="18"/>
-    <w:bookmarkEnd w:id="18"/>
+    <w:bookmarkStart w:colFirst="0" w:colLast="0" w:name="_v8uhpe17s4x9" w:id="20"/>
+    <w:bookmarkEnd w:id="20"/>
     <w:r>
       <w:rPr>
         <w:rtl w:val="0"/>
